--- a/Project_Documentation.docx
+++ b/Project_Documentation.docx
@@ -1,6 +1,6 @@
 
 <file path=word/document.xml><?xml version="1.0" encoding="utf-8"?>
-<w:document xmlns:wpc="http://schemas.microsoft.com/office/word/2010/wordprocessingCanvas" xmlns:mc="http://schemas.openxmlformats.org/markup-compatibility/2006" xmlns:o="urn:schemas-microsoft-com:office:office" xmlns:r="http://schemas.openxmlformats.org/officeDocument/2006/relationships" xmlns:m="http://schemas.openxmlformats.org/officeDocument/2006/math" xmlns:v="urn:schemas-microsoft-com:vml" xmlns:wp14="http://schemas.microsoft.com/office/word/2010/wordprocessingDrawing" xmlns:wp="http://schemas.openxmlformats.org/drawingml/2006/wordprocessingDrawing" xmlns:w10="urn:schemas-microsoft-com:office:word" xmlns:w="http://schemas.openxmlformats.org/wordprocessingml/2006/main" xmlns:w14="http://schemas.microsoft.com/office/word/2010/wordml" xmlns:w15="http://schemas.microsoft.com/office/word/2012/wordml" xmlns:wpg="http://schemas.microsoft.com/office/word/2010/wordprocessingGroup" xmlns:wpi="http://schemas.microsoft.com/office/word/2010/wordprocessingInk" xmlns:wne="http://schemas.microsoft.com/office/word/2006/wordml" xmlns:wps="http://schemas.microsoft.com/office/word/2010/wordprocessingShape" mc:Ignorable="w14 w15 wp14">
+<w:document xmlns:wpc="http://schemas.microsoft.com/office/word/2010/wordprocessingCanvas" xmlns:cx="http://schemas.microsoft.com/office/drawing/2014/chartex" xmlns:cx1="http://schemas.microsoft.com/office/drawing/2015/9/8/chartex" xmlns:cx2="http://schemas.microsoft.com/office/drawing/2015/10/21/chartex" xmlns:cx3="http://schemas.microsoft.com/office/drawing/2016/5/9/chartex" xmlns:cx4="http://schemas.microsoft.com/office/drawing/2016/5/10/chartex" xmlns:cx5="http://schemas.microsoft.com/office/drawing/2016/5/11/chartex" xmlns:cx6="http://schemas.microsoft.com/office/drawing/2016/5/12/chartex" xmlns:cx7="http://schemas.microsoft.com/office/drawing/2016/5/13/chartex" xmlns:cx8="http://schemas.microsoft.com/office/drawing/2016/5/14/chartex" xmlns:mc="http://schemas.openxmlformats.org/markup-compatibility/2006" xmlns:aink="http://schemas.microsoft.com/office/drawing/2016/ink" xmlns:am3d="http://schemas.microsoft.com/office/drawing/2017/model3d" xmlns:o="urn:schemas-microsoft-com:office:office" xmlns:oel="http://schemas.microsoft.com/office/2019/extlst" xmlns:r="http://schemas.openxmlformats.org/officeDocument/2006/relationships" xmlns:m="http://schemas.openxmlformats.org/officeDocument/2006/math" xmlns:v="urn:schemas-microsoft-com:vml" xmlns:wp14="http://schemas.microsoft.com/office/word/2010/wordprocessingDrawing" xmlns:wp="http://schemas.openxmlformats.org/drawingml/2006/wordprocessingDrawing" xmlns:w10="urn:schemas-microsoft-com:office:word" xmlns:w="http://schemas.openxmlformats.org/wordprocessingml/2006/main" xmlns:w14="http://schemas.microsoft.com/office/word/2010/wordml" xmlns:w15="http://schemas.microsoft.com/office/word/2012/wordml" xmlns:w16cex="http://schemas.microsoft.com/office/word/2018/wordml/cex" xmlns:w16cid="http://schemas.microsoft.com/office/word/2016/wordml/cid" xmlns:w16="http://schemas.microsoft.com/office/word/2018/wordml" xmlns:w16du="http://schemas.microsoft.com/office/word/2023/wordml/word16du" xmlns:w16sdtdh="http://schemas.microsoft.com/office/word/2020/wordml/sdtdatahash" xmlns:w16sdtfl="http://schemas.microsoft.com/office/word/2024/wordml/sdtformatlock" xmlns:w16se="http://schemas.microsoft.com/office/word/2015/wordml/symex" xmlns:wpg="http://schemas.microsoft.com/office/word/2010/wordprocessingGroup" xmlns:wpi="http://schemas.microsoft.com/office/word/2010/wordprocessingInk" xmlns:wne="http://schemas.microsoft.com/office/word/2006/wordml" xmlns:wps="http://schemas.microsoft.com/office/word/2010/wordprocessingShape" mc:Ignorable="w14 w15 w16se w16cid w16 w16cex w16sdtdh w16sdtfl w16du wp14">
   <w:body>
     <w:p>
       <w:pPr>
@@ -158,23 +158,13 @@
           <w:lang w:bidi="ar-EG"/>
         </w:rPr>
       </w:pPr>
-      <w:proofErr w:type="gramStart"/>
       <w:r>
         <w:rPr>
           <w:sz w:val="28"/>
           <w:szCs w:val="28"/>
           <w:lang w:bidi="ar-EG"/>
         </w:rPr>
-        <w:t>project</w:t>
-      </w:r>
-      <w:proofErr w:type="gramEnd"/>
-      <w:r>
-        <w:rPr>
-          <w:sz w:val="28"/>
-          <w:szCs w:val="28"/>
-          <w:lang w:bidi="ar-EG"/>
-        </w:rPr>
-        <w:t xml:space="preserve"> contains 4 scheduling algorithms:</w:t>
+        <w:t>project contains 4 scheduling algorithms:</w:t>
       </w:r>
     </w:p>
     <w:p>
@@ -433,7 +423,43 @@
           <w:szCs w:val="24"/>
           <w:lang w:bidi="ar-EG"/>
         </w:rPr>
-        <w:t>Plain text</w:t>
+        <w:t>Shortest Remaining Time</w:t>
+      </w:r>
+    </w:p>
+    <w:p>
+      <w:pPr>
+        <w:bidi w:val="0"/>
+        <w:rPr>
+          <w:sz w:val="24"/>
+          <w:szCs w:val="24"/>
+          <w:lang w:bidi="ar-EG"/>
+        </w:rPr>
+      </w:pPr>
+      <w:r>
+        <w:rPr>
+          <w:sz w:val="24"/>
+          <w:szCs w:val="24"/>
+          <w:lang w:bidi="ar-EG"/>
+        </w:rPr>
+        <w:t>If a new process arrives with a smaller remaining time, the current process is interrupted immediately.</w:t>
+      </w:r>
+    </w:p>
+    <w:p>
+      <w:pPr>
+        <w:bidi w:val="0"/>
+        <w:rPr>
+          <w:sz w:val="24"/>
+          <w:szCs w:val="24"/>
+          <w:lang w:bidi="ar-EG"/>
+        </w:rPr>
+      </w:pPr>
+      <w:r>
+        <w:rPr>
+          <w:sz w:val="24"/>
+          <w:szCs w:val="24"/>
+          <w:lang w:bidi="ar-EG"/>
+        </w:rPr>
+        <w:t>This is called:</w:t>
       </w:r>
     </w:p>
     <w:p>
@@ -456,43 +482,7 @@
           <w:szCs w:val="24"/>
           <w:lang w:bidi="ar-EG"/>
         </w:rPr>
-        <w:t>Shortest Remaining Time</w:t>
-      </w:r>
-    </w:p>
-    <w:p>
-      <w:pPr>
-        <w:bidi w:val="0"/>
-        <w:rPr>
-          <w:sz w:val="24"/>
-          <w:szCs w:val="24"/>
-          <w:lang w:bidi="ar-EG"/>
-        </w:rPr>
-      </w:pPr>
-      <w:r>
-        <w:rPr>
-          <w:sz w:val="24"/>
-          <w:szCs w:val="24"/>
-          <w:lang w:bidi="ar-EG"/>
-        </w:rPr>
-        <w:t>If a new process arrives with a smaller remaining time, the current process is interrupted immediately.</w:t>
-      </w:r>
-    </w:p>
-    <w:p>
-      <w:pPr>
-        <w:bidi w:val="0"/>
-        <w:rPr>
-          <w:sz w:val="24"/>
-          <w:szCs w:val="24"/>
-          <w:lang w:bidi="ar-EG"/>
-        </w:rPr>
-      </w:pPr>
-      <w:r>
-        <w:rPr>
-          <w:sz w:val="24"/>
-          <w:szCs w:val="24"/>
-          <w:lang w:bidi="ar-EG"/>
-        </w:rPr>
-        <w:t>This is called:</w:t>
+        <w:t>Plain text</w:t>
       </w:r>
     </w:p>
     <w:p>
@@ -515,7 +505,178 @@
           <w:szCs w:val="24"/>
           <w:lang w:bidi="ar-EG"/>
         </w:rPr>
-        <w:t>Plain text</w:t>
+        <w:t>Preemption</w:t>
+      </w:r>
+    </w:p>
+    <w:p>
+      <w:pPr>
+        <w:bidi w:val="0"/>
+        <w:rPr>
+          <w:sz w:val="24"/>
+          <w:szCs w:val="24"/>
+          <w:lang w:bidi="ar-EG"/>
+        </w:rPr>
+      </w:pPr>
+      <w:r>
+        <w:rPr>
+          <w:sz w:val="24"/>
+          <w:szCs w:val="24"/>
+          <w:lang w:bidi="ar-EG"/>
+        </w:rPr>
+        <w:t>How It Works Step-by-Step</w:t>
+      </w:r>
+      <w:r>
+        <w:rPr>
+          <w:sz w:val="24"/>
+          <w:szCs w:val="24"/>
+          <w:lang w:bidi="ar-EG"/>
+        </w:rPr>
+        <w:t xml:space="preserve"> </w:t>
+      </w:r>
+    </w:p>
+    <w:p>
+      <w:pPr>
+        <w:bidi w:val="0"/>
+        <w:rPr>
+          <w:sz w:val="24"/>
+          <w:szCs w:val="24"/>
+          <w:lang w:bidi="ar-EG"/>
+        </w:rPr>
+      </w:pPr>
+      <w:r>
+        <w:rPr>
+          <w:sz w:val="24"/>
+          <w:szCs w:val="24"/>
+          <w:lang w:bidi="ar-EG"/>
+        </w:rPr>
+        <w:t>At every single time unit:</w:t>
+      </w:r>
+    </w:p>
+    <w:p>
+      <w:pPr>
+        <w:bidi w:val="0"/>
+        <w:rPr>
+          <w:sz w:val="24"/>
+          <w:szCs w:val="24"/>
+          <w:lang w:bidi="ar-EG"/>
+        </w:rPr>
+      </w:pPr>
+      <w:r>
+        <w:rPr>
+          <w:sz w:val="24"/>
+          <w:szCs w:val="24"/>
+          <w:lang w:bidi="ar-EG"/>
+        </w:rPr>
+        <w:t>Check all arrived processes</w:t>
+      </w:r>
+    </w:p>
+    <w:p>
+      <w:pPr>
+        <w:bidi w:val="0"/>
+        <w:rPr>
+          <w:sz w:val="24"/>
+          <w:szCs w:val="24"/>
+          <w:lang w:bidi="ar-EG"/>
+        </w:rPr>
+      </w:pPr>
+      <w:r>
+        <w:rPr>
+          <w:sz w:val="24"/>
+          <w:szCs w:val="24"/>
+          <w:lang w:bidi="ar-EG"/>
+        </w:rPr>
+        <w:t>Choose process with smallest remaining time</w:t>
+      </w:r>
+    </w:p>
+    <w:p>
+      <w:pPr>
+        <w:bidi w:val="0"/>
+        <w:rPr>
+          <w:sz w:val="24"/>
+          <w:szCs w:val="24"/>
+          <w:lang w:bidi="ar-EG"/>
+        </w:rPr>
+      </w:pPr>
+      <w:r>
+        <w:rPr>
+          <w:sz w:val="24"/>
+          <w:szCs w:val="24"/>
+          <w:lang w:bidi="ar-EG"/>
+        </w:rPr>
+        <w:lastRenderedPageBreak/>
+        <w:t>Execute it for ONLY 1 unit</w:t>
+      </w:r>
+    </w:p>
+    <w:p>
+      <w:pPr>
+        <w:bidi w:val="0"/>
+        <w:rPr>
+          <w:sz w:val="24"/>
+          <w:szCs w:val="24"/>
+          <w:lang w:bidi="ar-EG"/>
+        </w:rPr>
+      </w:pPr>
+      <w:r>
+        <w:rPr>
+          <w:sz w:val="24"/>
+          <w:szCs w:val="24"/>
+          <w:lang w:bidi="ar-EG"/>
+        </w:rPr>
+        <w:t>Decrease remaining time</w:t>
+      </w:r>
+    </w:p>
+    <w:p>
+      <w:pPr>
+        <w:bidi w:val="0"/>
+        <w:rPr>
+          <w:sz w:val="24"/>
+          <w:szCs w:val="24"/>
+          <w:lang w:bidi="ar-EG"/>
+        </w:rPr>
+      </w:pPr>
+      <w:r>
+        <w:rPr>
+          <w:sz w:val="24"/>
+          <w:szCs w:val="24"/>
+          <w:lang w:bidi="ar-EG"/>
+        </w:rPr>
+        <w:t>Repeat again</w:t>
+      </w:r>
+    </w:p>
+    <w:p>
+      <w:pPr>
+        <w:bidi w:val="0"/>
+        <w:rPr>
+          <w:sz w:val="28"/>
+          <w:szCs w:val="28"/>
+          <w:lang w:bidi="ar-EG"/>
+        </w:rPr>
+      </w:pPr>
+      <w:r>
+        <w:rPr>
+          <w:sz w:val="28"/>
+          <w:szCs w:val="28"/>
+          <w:lang w:bidi="ar-EG"/>
+        </w:rPr>
+        <w:t xml:space="preserve">   </w:t>
+      </w:r>
+    </w:p>
+    <w:p>
+      <w:pPr>
+        <w:bidi w:val="0"/>
+        <w:rPr>
+          <w:sz w:val="28"/>
+          <w:szCs w:val="28"/>
+          <w:lang w:bidi="ar-EG"/>
+        </w:rPr>
+      </w:pPr>
+      <w:r>
+        <w:rPr>
+          <w:sz w:val="28"/>
+          <w:szCs w:val="28"/>
+          <w:lang w:bidi="ar-EG"/>
+        </w:rPr>
+        <w:t>Advantages</w:t>
       </w:r>
     </w:p>
     <w:p>
@@ -538,178 +699,7 @@
           <w:szCs w:val="24"/>
           <w:lang w:bidi="ar-EG"/>
         </w:rPr>
-        <w:t>Preemption</w:t>
-      </w:r>
-    </w:p>
-    <w:p>
-      <w:pPr>
-        <w:bidi w:val="0"/>
-        <w:rPr>
-          <w:sz w:val="24"/>
-          <w:szCs w:val="24"/>
-          <w:lang w:bidi="ar-EG"/>
-        </w:rPr>
-      </w:pPr>
-      <w:r>
-        <w:rPr>
-          <w:sz w:val="24"/>
-          <w:szCs w:val="24"/>
-          <w:lang w:bidi="ar-EG"/>
-        </w:rPr>
-        <w:t>How It Works Step-by-Step</w:t>
-      </w:r>
-      <w:r>
-        <w:rPr>
-          <w:sz w:val="24"/>
-          <w:szCs w:val="24"/>
-          <w:lang w:bidi="ar-EG"/>
-        </w:rPr>
-        <w:t xml:space="preserve"> </w:t>
-      </w:r>
-    </w:p>
-    <w:p>
-      <w:pPr>
-        <w:bidi w:val="0"/>
-        <w:rPr>
-          <w:sz w:val="24"/>
-          <w:szCs w:val="24"/>
-          <w:lang w:bidi="ar-EG"/>
-        </w:rPr>
-      </w:pPr>
-      <w:r>
-        <w:rPr>
-          <w:sz w:val="24"/>
-          <w:szCs w:val="24"/>
-          <w:lang w:bidi="ar-EG"/>
-        </w:rPr>
-        <w:t>At every single time unit:</w:t>
-      </w:r>
-    </w:p>
-    <w:p>
-      <w:pPr>
-        <w:bidi w:val="0"/>
-        <w:rPr>
-          <w:sz w:val="24"/>
-          <w:szCs w:val="24"/>
-          <w:lang w:bidi="ar-EG"/>
-        </w:rPr>
-      </w:pPr>
-      <w:r>
-        <w:rPr>
-          <w:sz w:val="24"/>
-          <w:szCs w:val="24"/>
-          <w:lang w:bidi="ar-EG"/>
-        </w:rPr>
-        <w:t>Check all arrived processes</w:t>
-      </w:r>
-    </w:p>
-    <w:p>
-      <w:pPr>
-        <w:bidi w:val="0"/>
-        <w:rPr>
-          <w:sz w:val="24"/>
-          <w:szCs w:val="24"/>
-          <w:lang w:bidi="ar-EG"/>
-        </w:rPr>
-      </w:pPr>
-      <w:r>
-        <w:rPr>
-          <w:sz w:val="24"/>
-          <w:szCs w:val="24"/>
-          <w:lang w:bidi="ar-EG"/>
-        </w:rPr>
-        <w:t>Choose process with smallest remaining time</w:t>
-      </w:r>
-    </w:p>
-    <w:p>
-      <w:pPr>
-        <w:bidi w:val="0"/>
-        <w:rPr>
-          <w:sz w:val="24"/>
-          <w:szCs w:val="24"/>
-          <w:lang w:bidi="ar-EG"/>
-        </w:rPr>
-      </w:pPr>
-      <w:r>
-        <w:rPr>
-          <w:sz w:val="24"/>
-          <w:szCs w:val="24"/>
-          <w:lang w:bidi="ar-EG"/>
-        </w:rPr>
-        <w:lastRenderedPageBreak/>
-        <w:t>Execute it for ONLY 1 unit</w:t>
-      </w:r>
-    </w:p>
-    <w:p>
-      <w:pPr>
-        <w:bidi w:val="0"/>
-        <w:rPr>
-          <w:sz w:val="24"/>
-          <w:szCs w:val="24"/>
-          <w:lang w:bidi="ar-EG"/>
-        </w:rPr>
-      </w:pPr>
-      <w:r>
-        <w:rPr>
-          <w:sz w:val="24"/>
-          <w:szCs w:val="24"/>
-          <w:lang w:bidi="ar-EG"/>
-        </w:rPr>
-        <w:t>Decrease remaining time</w:t>
-      </w:r>
-    </w:p>
-    <w:p>
-      <w:pPr>
-        <w:bidi w:val="0"/>
-        <w:rPr>
-          <w:sz w:val="24"/>
-          <w:szCs w:val="24"/>
-          <w:lang w:bidi="ar-EG"/>
-        </w:rPr>
-      </w:pPr>
-      <w:r>
-        <w:rPr>
-          <w:sz w:val="24"/>
-          <w:szCs w:val="24"/>
-          <w:lang w:bidi="ar-EG"/>
-        </w:rPr>
-        <w:t>Repeat again</w:t>
-      </w:r>
-    </w:p>
-    <w:p>
-      <w:pPr>
-        <w:bidi w:val="0"/>
-        <w:rPr>
-          <w:sz w:val="28"/>
-          <w:szCs w:val="28"/>
-          <w:lang w:bidi="ar-EG"/>
-        </w:rPr>
-      </w:pPr>
-      <w:r>
-        <w:rPr>
-          <w:sz w:val="28"/>
-          <w:szCs w:val="28"/>
-          <w:lang w:bidi="ar-EG"/>
-        </w:rPr>
-        <w:t xml:space="preserve">   </w:t>
-      </w:r>
-    </w:p>
-    <w:p>
-      <w:pPr>
-        <w:bidi w:val="0"/>
-        <w:rPr>
-          <w:sz w:val="28"/>
-          <w:szCs w:val="28"/>
-          <w:lang w:bidi="ar-EG"/>
-        </w:rPr>
-      </w:pPr>
-      <w:r>
-        <w:rPr>
-          <w:sz w:val="28"/>
-          <w:szCs w:val="28"/>
-          <w:lang w:bidi="ar-EG"/>
-        </w:rPr>
-        <w:t>Advantages</w:t>
+        <w:t xml:space="preserve"> Best average waiting time</w:t>
       </w:r>
     </w:p>
     <w:p>
@@ -732,7 +722,7 @@
           <w:szCs w:val="24"/>
           <w:lang w:bidi="ar-EG"/>
         </w:rPr>
-        <w:t xml:space="preserve"> Best average waiting time</w:t>
+        <w:t xml:space="preserve"> Very efficient</w:t>
       </w:r>
     </w:p>
     <w:p>
@@ -755,7 +745,25 @@
           <w:szCs w:val="24"/>
           <w:lang w:bidi="ar-EG"/>
         </w:rPr>
-        <w:t xml:space="preserve"> Very efficient</w:t>
+        <w:t xml:space="preserve"> Good responsiveness</w:t>
+      </w:r>
+    </w:p>
+    <w:p>
+      <w:pPr>
+        <w:bidi w:val="0"/>
+        <w:rPr>
+          <w:sz w:val="28"/>
+          <w:szCs w:val="28"/>
+          <w:lang w:bidi="ar-EG"/>
+        </w:rPr>
+      </w:pPr>
+      <w:r>
+        <w:rPr>
+          <w:sz w:val="28"/>
+          <w:szCs w:val="28"/>
+          <w:lang w:bidi="ar-EG"/>
+        </w:rPr>
+        <w:t>Disadvantages</w:t>
       </w:r>
     </w:p>
     <w:p>
@@ -778,25 +786,7 @@
           <w:szCs w:val="24"/>
           <w:lang w:bidi="ar-EG"/>
         </w:rPr>
-        <w:t xml:space="preserve"> Good responsiveness</w:t>
-      </w:r>
-    </w:p>
-    <w:p>
-      <w:pPr>
-        <w:bidi w:val="0"/>
-        <w:rPr>
-          <w:sz w:val="28"/>
-          <w:szCs w:val="28"/>
-          <w:lang w:bidi="ar-EG"/>
-        </w:rPr>
-      </w:pPr>
-      <w:r>
-        <w:rPr>
-          <w:sz w:val="28"/>
-          <w:szCs w:val="28"/>
-          <w:lang w:bidi="ar-EG"/>
-        </w:rPr>
-        <w:t>Disadvantages</w:t>
+        <w:t xml:space="preserve"> Many context switches</w:t>
       </w:r>
     </w:p>
     <w:p>
@@ -819,7 +809,7 @@
           <w:szCs w:val="24"/>
           <w:lang w:bidi="ar-EG"/>
         </w:rPr>
-        <w:t xml:space="preserve"> Many context switches</w:t>
+        <w:t xml:space="preserve"> Complex implementation</w:t>
       </w:r>
     </w:p>
     <w:p>
@@ -838,11 +828,163 @@
       </w:pPr>
       <w:r>
         <w:rPr>
-          <w:sz w:val="24"/>
-          <w:szCs w:val="24"/>
-          <w:lang w:bidi="ar-EG"/>
-        </w:rPr>
-        <w:t xml:space="preserve"> Complex implementation</w:t>
+          <w:rFonts w:ascii="Calibri" w:hAnsi="Calibri" w:cs="Calibri"/>
+          <w:sz w:val="24"/>
+          <w:szCs w:val="24"/>
+          <w:lang w:bidi="ar-EG"/>
+        </w:rPr>
+        <w:t xml:space="preserve"> </w:t>
+      </w:r>
+      <w:r>
+        <w:rPr>
+          <w:rFonts w:ascii="Calibri" w:hAnsi="Calibri" w:cs="Calibri"/>
+          <w:sz w:val="24"/>
+          <w:szCs w:val="24"/>
+          <w:lang w:bidi="ar-EG"/>
+        </w:rPr>
+        <w:t xml:space="preserve"> </w:t>
+      </w:r>
+      <w:r>
+        <w:rPr>
+          <w:sz w:val="24"/>
+          <w:szCs w:val="24"/>
+          <w:lang w:bidi="ar-EG"/>
+        </w:rPr>
+        <w:t>Long jobs may starve</w:t>
+      </w:r>
+    </w:p>
+    <w:p>
+      <w:pPr>
+        <w:bidi w:val="0"/>
+        <w:rPr>
+          <w:sz w:val="24"/>
+          <w:szCs w:val="24"/>
+          <w:lang w:bidi="ar-EG"/>
+        </w:rPr>
+      </w:pPr>
+    </w:p>
+    <w:p>
+      <w:pPr>
+        <w:bidi w:val="0"/>
+        <w:rPr>
+          <w:sz w:val="24"/>
+          <w:szCs w:val="24"/>
+          <w:lang w:bidi="ar-EG"/>
+        </w:rPr>
+      </w:pPr>
+    </w:p>
+    <w:p>
+      <w:pPr>
+        <w:bidi w:val="0"/>
+        <w:rPr>
+          <w:sz w:val="24"/>
+          <w:szCs w:val="24"/>
+          <w:lang w:bidi="ar-EG"/>
+        </w:rPr>
+      </w:pPr>
+    </w:p>
+    <w:p>
+      <w:pPr>
+        <w:bidi w:val="0"/>
+        <w:rPr>
+          <w:sz w:val="28"/>
+          <w:szCs w:val="28"/>
+          <w:lang w:bidi="ar-EG"/>
+        </w:rPr>
+      </w:pPr>
+      <w:r>
+        <w:rPr>
+          <w:sz w:val="28"/>
+          <w:szCs w:val="28"/>
+          <w:lang w:bidi="ar-EG"/>
+        </w:rPr>
+        <w:t>2) Priority Preemptive</w:t>
+      </w:r>
+    </w:p>
+    <w:p>
+      <w:pPr>
+        <w:bidi w:val="0"/>
+        <w:rPr>
+          <w:sz w:val="24"/>
+          <w:szCs w:val="24"/>
+          <w:lang w:bidi="ar-EG"/>
+        </w:rPr>
+      </w:pPr>
+      <w:r>
+        <w:rPr>
+          <w:sz w:val="24"/>
+          <w:szCs w:val="24"/>
+          <w:lang w:bidi="ar-EG"/>
+        </w:rPr>
+        <w:t>Type</w:t>
+      </w:r>
+      <w:r>
+        <w:rPr>
+          <w:sz w:val="24"/>
+          <w:szCs w:val="24"/>
+          <w:lang w:bidi="ar-EG"/>
+        </w:rPr>
+        <w:t xml:space="preserve"> </w:t>
+      </w:r>
+      <w:r>
+        <w:rPr>
+          <w:sz w:val="24"/>
+          <w:szCs w:val="24"/>
+          <w:lang w:bidi="ar-EG"/>
+        </w:rPr>
+        <w:sym w:font="Wingdings" w:char="F0E0"/>
+      </w:r>
+      <w:r>
+        <w:rPr>
+          <w:sz w:val="24"/>
+          <w:szCs w:val="24"/>
+          <w:lang w:bidi="ar-EG"/>
+        </w:rPr>
+        <w:t xml:space="preserve"> </w:t>
+      </w:r>
+      <w:r>
+        <w:rPr>
+          <w:sz w:val="24"/>
+          <w:szCs w:val="24"/>
+          <w:lang w:bidi="ar-EG"/>
+        </w:rPr>
+        <w:t>Preemptive Priority Scheduling</w:t>
+      </w:r>
+    </w:p>
+    <w:p>
+      <w:pPr>
+        <w:bidi w:val="0"/>
+        <w:rPr>
+          <w:sz w:val="24"/>
+          <w:szCs w:val="24"/>
+          <w:lang w:bidi="ar-EG"/>
+        </w:rPr>
+      </w:pPr>
+      <w:r>
+        <w:rPr>
+          <w:sz w:val="24"/>
+          <w:szCs w:val="24"/>
+          <w:lang w:bidi="ar-EG"/>
+        </w:rPr>
+        <w:t>Main Idea</w:t>
+      </w:r>
+    </w:p>
+    <w:p>
+      <w:pPr>
+        <w:bidi w:val="0"/>
+        <w:rPr>
+          <w:sz w:val="24"/>
+          <w:szCs w:val="24"/>
+          <w:lang w:bidi="ar-EG"/>
+        </w:rPr>
+      </w:pPr>
+      <w:r>
+        <w:rPr>
+          <w:sz w:val="24"/>
+          <w:szCs w:val="24"/>
+          <w:lang w:bidi="ar-EG"/>
+        </w:rPr>
+        <w:t>CPU always executes:</w:t>
       </w:r>
     </w:p>
     <w:p>
@@ -861,163 +1003,29 @@
       </w:pPr>
       <w:r>
         <w:rPr>
-          <w:rFonts w:ascii="Calibri" w:hAnsi="Calibri" w:cs="Calibri"/>
-          <w:sz w:val="24"/>
-          <w:szCs w:val="24"/>
-          <w:lang w:bidi="ar-EG"/>
-        </w:rPr>
-        <w:t xml:space="preserve"> </w:t>
-      </w:r>
-      <w:r>
-        <w:rPr>
-          <w:rFonts w:ascii="Calibri" w:hAnsi="Calibri" w:cs="Calibri"/>
-          <w:sz w:val="24"/>
-          <w:szCs w:val="24"/>
-          <w:lang w:bidi="ar-EG"/>
-        </w:rPr>
-        <w:t xml:space="preserve"> </w:t>
-      </w:r>
-      <w:r>
-        <w:rPr>
-          <w:sz w:val="24"/>
-          <w:szCs w:val="24"/>
-          <w:lang w:bidi="ar-EG"/>
-        </w:rPr>
-        <w:t>Long jobs may starve</w:t>
-      </w:r>
-    </w:p>
-    <w:p>
-      <w:pPr>
-        <w:bidi w:val="0"/>
-        <w:rPr>
-          <w:sz w:val="24"/>
-          <w:szCs w:val="24"/>
-          <w:lang w:bidi="ar-EG"/>
-        </w:rPr>
-      </w:pPr>
-    </w:p>
-    <w:p>
-      <w:pPr>
-        <w:bidi w:val="0"/>
-        <w:rPr>
-          <w:sz w:val="24"/>
-          <w:szCs w:val="24"/>
-          <w:lang w:bidi="ar-EG"/>
-        </w:rPr>
-      </w:pPr>
-    </w:p>
-    <w:p>
-      <w:pPr>
-        <w:bidi w:val="0"/>
-        <w:rPr>
-          <w:sz w:val="24"/>
-          <w:szCs w:val="24"/>
-          <w:lang w:bidi="ar-EG"/>
-        </w:rPr>
-      </w:pPr>
-    </w:p>
-    <w:p>
-      <w:pPr>
-        <w:bidi w:val="0"/>
-        <w:rPr>
-          <w:sz w:val="28"/>
-          <w:szCs w:val="28"/>
-          <w:lang w:bidi="ar-EG"/>
-        </w:rPr>
-      </w:pPr>
-      <w:r>
-        <w:rPr>
-          <w:sz w:val="28"/>
-          <w:szCs w:val="28"/>
-          <w:lang w:bidi="ar-EG"/>
-        </w:rPr>
-        <w:t>2) Priority Preemptive</w:t>
-      </w:r>
-    </w:p>
-    <w:p>
-      <w:pPr>
-        <w:bidi w:val="0"/>
-        <w:rPr>
-          <w:sz w:val="24"/>
-          <w:szCs w:val="24"/>
-          <w:lang w:bidi="ar-EG"/>
-        </w:rPr>
-      </w:pPr>
-      <w:r>
-        <w:rPr>
-          <w:sz w:val="24"/>
-          <w:szCs w:val="24"/>
-          <w:lang w:bidi="ar-EG"/>
-        </w:rPr>
-        <w:t>Type</w:t>
-      </w:r>
-      <w:r>
-        <w:rPr>
-          <w:sz w:val="24"/>
-          <w:szCs w:val="24"/>
-          <w:lang w:bidi="ar-EG"/>
-        </w:rPr>
-        <w:t xml:space="preserve"> </w:t>
-      </w:r>
-      <w:r>
-        <w:rPr>
-          <w:sz w:val="24"/>
-          <w:szCs w:val="24"/>
-          <w:lang w:bidi="ar-EG"/>
-        </w:rPr>
-        <w:sym w:font="Wingdings" w:char="F0E0"/>
-      </w:r>
-      <w:r>
-        <w:rPr>
-          <w:sz w:val="24"/>
-          <w:szCs w:val="24"/>
-          <w:lang w:bidi="ar-EG"/>
-        </w:rPr>
-        <w:t xml:space="preserve"> </w:t>
-      </w:r>
-      <w:r>
-        <w:rPr>
-          <w:sz w:val="24"/>
-          <w:szCs w:val="24"/>
-          <w:lang w:bidi="ar-EG"/>
-        </w:rPr>
-        <w:t>Preemptive Priority Scheduling</w:t>
-      </w:r>
-    </w:p>
-    <w:p>
-      <w:pPr>
-        <w:bidi w:val="0"/>
-        <w:rPr>
-          <w:sz w:val="24"/>
-          <w:szCs w:val="24"/>
-          <w:lang w:bidi="ar-EG"/>
-        </w:rPr>
-      </w:pPr>
-      <w:r>
-        <w:rPr>
-          <w:sz w:val="24"/>
-          <w:szCs w:val="24"/>
-          <w:lang w:bidi="ar-EG"/>
-        </w:rPr>
-        <w:t>Main Idea</w:t>
-      </w:r>
-    </w:p>
-    <w:p>
-      <w:pPr>
-        <w:bidi w:val="0"/>
-        <w:rPr>
-          <w:sz w:val="24"/>
-          <w:szCs w:val="24"/>
-          <w:lang w:bidi="ar-EG"/>
-        </w:rPr>
-      </w:pPr>
-      <w:r>
-        <w:rPr>
-          <w:sz w:val="24"/>
-          <w:szCs w:val="24"/>
-          <w:lang w:bidi="ar-EG"/>
-        </w:rPr>
-        <w:t>CPU always executes:</w:t>
+          <w:sz w:val="24"/>
+          <w:szCs w:val="24"/>
+          <w:lang w:bidi="ar-EG"/>
+        </w:rPr>
+        <w:t>Highest Priority Process</w:t>
+      </w:r>
+    </w:p>
+    <w:p>
+      <w:pPr>
+        <w:bidi w:val="0"/>
+        <w:rPr>
+          <w:sz w:val="24"/>
+          <w:szCs w:val="24"/>
+          <w:lang w:bidi="ar-EG"/>
+        </w:rPr>
+      </w:pPr>
+      <w:r>
+        <w:rPr>
+          <w:sz w:val="24"/>
+          <w:szCs w:val="24"/>
+          <w:lang w:bidi="ar-EG"/>
+        </w:rPr>
+        <w:t>Usually:</w:t>
       </w:r>
     </w:p>
     <w:p>
@@ -1040,7 +1048,25 @@
           <w:szCs w:val="24"/>
           <w:lang w:bidi="ar-EG"/>
         </w:rPr>
-        <w:t>Plain text</w:t>
+        <w:t>Smaller number = Higher priority</w:t>
+      </w:r>
+    </w:p>
+    <w:p>
+      <w:pPr>
+        <w:bidi w:val="0"/>
+        <w:rPr>
+          <w:sz w:val="28"/>
+          <w:szCs w:val="28"/>
+          <w:lang w:bidi="ar-EG"/>
+        </w:rPr>
+      </w:pPr>
+      <w:r>
+        <w:rPr>
+          <w:sz w:val="28"/>
+          <w:szCs w:val="28"/>
+          <w:lang w:bidi="ar-EG"/>
+        </w:rPr>
+        <w:t>Advantages</w:t>
       </w:r>
     </w:p>
     <w:p>
@@ -1063,25 +1089,7 @@
           <w:szCs w:val="24"/>
           <w:lang w:bidi="ar-EG"/>
         </w:rPr>
-        <w:t>Highest Priority Process</w:t>
-      </w:r>
-    </w:p>
-    <w:p>
-      <w:pPr>
-        <w:bidi w:val="0"/>
-        <w:rPr>
-          <w:sz w:val="24"/>
-          <w:szCs w:val="24"/>
-          <w:lang w:bidi="ar-EG"/>
-        </w:rPr>
-      </w:pPr>
-      <w:r>
-        <w:rPr>
-          <w:sz w:val="24"/>
-          <w:szCs w:val="24"/>
-          <w:lang w:bidi="ar-EG"/>
-        </w:rPr>
-        <w:t>Usually:</w:t>
+        <w:t xml:space="preserve"> Important tasks execute first</w:t>
       </w:r>
     </w:p>
     <w:p>
@@ -1104,7 +1112,25 @@
           <w:szCs w:val="24"/>
           <w:lang w:bidi="ar-EG"/>
         </w:rPr>
-        <w:t>Plain text</w:t>
+        <w:t xml:space="preserve"> Good for real-time systems</w:t>
+      </w:r>
+    </w:p>
+    <w:p>
+      <w:pPr>
+        <w:bidi w:val="0"/>
+        <w:rPr>
+          <w:sz w:val="28"/>
+          <w:szCs w:val="28"/>
+          <w:lang w:bidi="ar-EG"/>
+        </w:rPr>
+      </w:pPr>
+      <w:r>
+        <w:rPr>
+          <w:sz w:val="28"/>
+          <w:szCs w:val="28"/>
+          <w:lang w:bidi="ar-EG"/>
+        </w:rPr>
+        <w:t>Disadvantages</w:t>
       </w:r>
     </w:p>
     <w:p>
@@ -1118,17 +1144,55 @@
         <w:rPr>
           <w:sz w:val="24"/>
           <w:szCs w:val="24"/>
-          <w:lang w:bidi="ar-EG"/>
-        </w:rPr>
-      </w:pPr>
-      <w:r>
-        <w:rPr>
-          <w:sz w:val="24"/>
-          <w:szCs w:val="24"/>
-          <w:lang w:bidi="ar-EG"/>
-        </w:rPr>
-        <w:t>Smaller number = Higher priority</w:t>
-      </w:r>
+          <w:rtl/>
+          <w:lang w:bidi="ar-EG"/>
+        </w:rPr>
+      </w:pPr>
+      <w:r>
+        <w:rPr>
+          <w:sz w:val="24"/>
+          <w:szCs w:val="24"/>
+          <w:lang w:bidi="ar-EG"/>
+        </w:rPr>
+        <w:t xml:space="preserve"> Starvation </w:t>
+      </w:r>
+    </w:p>
+    <w:p>
+      <w:pPr>
+        <w:bidi w:val="0"/>
+        <w:rPr>
+          <w:sz w:val="24"/>
+          <w:szCs w:val="24"/>
+          <w:lang w:bidi="ar-EG"/>
+        </w:rPr>
+      </w:pPr>
+      <w:r>
+        <w:rPr>
+          <w:rFonts w:ascii="Calibri" w:hAnsi="Calibri" w:cs="Calibri"/>
+          <w:sz w:val="24"/>
+          <w:szCs w:val="24"/>
+          <w:lang w:bidi="ar-EG"/>
+        </w:rPr>
+        <w:t xml:space="preserve">       -       </w:t>
+      </w:r>
+      <w:r>
+        <w:rPr>
+          <w:sz w:val="24"/>
+          <w:szCs w:val="24"/>
+          <w:lang w:bidi="ar-EG"/>
+        </w:rPr>
+        <w:t>Low-priority processes may wait forever</w:t>
+      </w:r>
+    </w:p>
+    <w:p>
+      <w:pPr>
+        <w:bidi w:val="0"/>
+        <w:rPr>
+          <w:sz w:val="24"/>
+          <w:szCs w:val="24"/>
+          <w:lang w:bidi="ar-EG"/>
+        </w:rPr>
+      </w:pPr>
     </w:p>
     <w:p>
       <w:pPr>
@@ -1145,7 +1209,94 @@
           <w:szCs w:val="28"/>
           <w:lang w:bidi="ar-EG"/>
         </w:rPr>
-        <w:t>Advantages</w:t>
+        <w:t>3) SJF Non-Preemptive</w:t>
+      </w:r>
+    </w:p>
+    <w:p>
+      <w:pPr>
+        <w:bidi w:val="0"/>
+        <w:rPr>
+          <w:sz w:val="24"/>
+          <w:szCs w:val="24"/>
+          <w:lang w:bidi="ar-EG"/>
+        </w:rPr>
+      </w:pPr>
+      <w:r>
+        <w:rPr>
+          <w:sz w:val="24"/>
+          <w:szCs w:val="24"/>
+          <w:lang w:bidi="ar-EG"/>
+        </w:rPr>
+        <w:lastRenderedPageBreak/>
+        <w:t>Type</w:t>
+      </w:r>
+      <w:r>
+        <w:rPr>
+          <w:sz w:val="24"/>
+          <w:szCs w:val="24"/>
+          <w:lang w:bidi="ar-EG"/>
+        </w:rPr>
+        <w:t xml:space="preserve"> </w:t>
+      </w:r>
+      <w:r>
+        <w:rPr>
+          <w:sz w:val="24"/>
+          <w:szCs w:val="24"/>
+          <w:lang w:bidi="ar-EG"/>
+        </w:rPr>
+        <w:sym w:font="Wingdings" w:char="F0E0"/>
+      </w:r>
+      <w:r>
+        <w:rPr>
+          <w:sz w:val="24"/>
+          <w:szCs w:val="24"/>
+          <w:lang w:bidi="ar-EG"/>
+        </w:rPr>
+        <w:t xml:space="preserve"> </w:t>
+      </w:r>
+      <w:r>
+        <w:rPr>
+          <w:sz w:val="24"/>
+          <w:szCs w:val="24"/>
+          <w:lang w:bidi="ar-EG"/>
+        </w:rPr>
+        <w:t>Non-Preemptive</w:t>
+      </w:r>
+    </w:p>
+    <w:p>
+      <w:pPr>
+        <w:bidi w:val="0"/>
+        <w:rPr>
+          <w:sz w:val="24"/>
+          <w:szCs w:val="24"/>
+          <w:lang w:bidi="ar-EG"/>
+        </w:rPr>
+      </w:pPr>
+      <w:r>
+        <w:rPr>
+          <w:sz w:val="24"/>
+          <w:szCs w:val="24"/>
+          <w:lang w:bidi="ar-EG"/>
+        </w:rPr>
+        <w:t>Main Idea</w:t>
+      </w:r>
+    </w:p>
+    <w:p>
+      <w:pPr>
+        <w:bidi w:val="0"/>
+        <w:rPr>
+          <w:sz w:val="24"/>
+          <w:szCs w:val="24"/>
+          <w:lang w:bidi="ar-EG"/>
+        </w:rPr>
+      </w:pPr>
+      <w:r>
+        <w:rPr>
+          <w:sz w:val="24"/>
+          <w:szCs w:val="24"/>
+          <w:lang w:bidi="ar-EG"/>
+        </w:rPr>
+        <w:t>Choose process with:</w:t>
       </w:r>
     </w:p>
     <w:p>
@@ -1168,7 +1319,115 @@
           <w:szCs w:val="24"/>
           <w:lang w:bidi="ar-EG"/>
         </w:rPr>
-        <w:t xml:space="preserve"> Important tasks execute first</w:t>
+        <w:t>Smallest Burst Time</w:t>
+      </w:r>
+    </w:p>
+    <w:p>
+      <w:pPr>
+        <w:bidi w:val="0"/>
+        <w:rPr>
+          <w:sz w:val="24"/>
+          <w:szCs w:val="24"/>
+          <w:lang w:bidi="ar-EG"/>
+        </w:rPr>
+      </w:pPr>
+      <w:r>
+        <w:rPr>
+          <w:sz w:val="24"/>
+          <w:szCs w:val="24"/>
+          <w:lang w:bidi="ar-EG"/>
+        </w:rPr>
+        <w:t>BUT:</w:t>
+      </w:r>
+    </w:p>
+    <w:p>
+      <w:pPr>
+        <w:bidi w:val="0"/>
+        <w:rPr>
+          <w:sz w:val="24"/>
+          <w:szCs w:val="24"/>
+          <w:lang w:bidi="ar-EG"/>
+        </w:rPr>
+      </w:pPr>
+      <w:r>
+        <w:rPr>
+          <w:sz w:val="24"/>
+          <w:szCs w:val="24"/>
+          <w:lang w:bidi="ar-EG"/>
+        </w:rPr>
+        <w:t>Plain text</w:t>
+      </w:r>
+    </w:p>
+    <w:p>
+      <w:pPr>
+        <w:bidi w:val="0"/>
+        <w:rPr>
+          <w:sz w:val="24"/>
+          <w:szCs w:val="24"/>
+          <w:lang w:bidi="ar-EG"/>
+        </w:rPr>
+      </w:pPr>
+      <w:r>
+        <w:rPr>
+          <w:sz w:val="24"/>
+          <w:szCs w:val="24"/>
+          <w:lang w:bidi="ar-EG"/>
+        </w:rPr>
+        <w:t>Once CPU starts process,</w:t>
+      </w:r>
+    </w:p>
+    <w:p>
+      <w:pPr>
+        <w:bidi w:val="0"/>
+        <w:rPr>
+          <w:sz w:val="24"/>
+          <w:szCs w:val="24"/>
+          <w:lang w:bidi="ar-EG"/>
+        </w:rPr>
+      </w:pPr>
+      <w:r>
+        <w:rPr>
+          <w:sz w:val="24"/>
+          <w:szCs w:val="24"/>
+          <w:lang w:bidi="ar-EG"/>
+        </w:rPr>
+        <w:t>it finishes completely.</w:t>
+      </w:r>
+    </w:p>
+    <w:p>
+      <w:pPr>
+        <w:bidi w:val="0"/>
+        <w:rPr>
+          <w:sz w:val="24"/>
+          <w:szCs w:val="24"/>
+          <w:lang w:bidi="ar-EG"/>
+        </w:rPr>
+      </w:pPr>
+      <w:r>
+        <w:rPr>
+          <w:sz w:val="24"/>
+          <w:szCs w:val="24"/>
+          <w:lang w:bidi="ar-EG"/>
+        </w:rPr>
+        <w:t>No interruption allowed.</w:t>
+      </w:r>
+    </w:p>
+    <w:p>
+      <w:pPr>
+        <w:bidi w:val="0"/>
+        <w:rPr>
+          <w:sz w:val="24"/>
+          <w:szCs w:val="24"/>
+          <w:lang w:bidi="ar-EG"/>
+        </w:rPr>
+      </w:pPr>
+      <w:r>
+        <w:rPr>
+          <w:sz w:val="24"/>
+          <w:szCs w:val="24"/>
+          <w:lang w:bidi="ar-EG"/>
+        </w:rPr>
+        <w:t>How It Works</w:t>
       </w:r>
     </w:p>
     <w:p>
@@ -1191,25 +1450,7 @@
           <w:szCs w:val="24"/>
           <w:lang w:bidi="ar-EG"/>
         </w:rPr>
-        <w:t xml:space="preserve"> Good for real-time systems</w:t>
-      </w:r>
-    </w:p>
-    <w:p>
-      <w:pPr>
-        <w:bidi w:val="0"/>
-        <w:rPr>
-          <w:sz w:val="28"/>
-          <w:szCs w:val="28"/>
-          <w:lang w:bidi="ar-EG"/>
-        </w:rPr>
-      </w:pPr>
-      <w:r>
-        <w:rPr>
-          <w:sz w:val="28"/>
-          <w:szCs w:val="28"/>
-          <w:lang w:bidi="ar-EG"/>
-        </w:rPr>
-        <w:t>Disadvantages</w:t>
+        <w:t>Choose shortest burst</w:t>
       </w:r>
     </w:p>
     <w:p>
@@ -1233,45 +1474,34 @@
           <w:szCs w:val="24"/>
           <w:lang w:bidi="ar-EG"/>
         </w:rPr>
-        <w:t xml:space="preserve"> Starvation </w:t>
-      </w:r>
-    </w:p>
-    <w:p>
-      <w:pPr>
-        <w:bidi w:val="0"/>
-        <w:rPr>
-          <w:sz w:val="24"/>
-          <w:szCs w:val="24"/>
-          <w:lang w:bidi="ar-EG"/>
-        </w:rPr>
-      </w:pPr>
-      <w:r>
-        <w:rPr>
-          <w:rFonts w:ascii="Calibri" w:hAnsi="Calibri" w:cs="Calibri"/>
-          <w:sz w:val="24"/>
-          <w:szCs w:val="24"/>
-          <w:lang w:bidi="ar-EG"/>
-        </w:rPr>
-        <w:t xml:space="preserve">       -       </w:t>
-      </w:r>
-      <w:r>
-        <w:rPr>
-          <w:sz w:val="24"/>
-          <w:szCs w:val="24"/>
-          <w:lang w:bidi="ar-EG"/>
-        </w:rPr>
-        <w:t>Low-priority processes may wait forever</w:t>
-      </w:r>
-    </w:p>
-    <w:p>
-      <w:pPr>
-        <w:bidi w:val="0"/>
-        <w:rPr>
-          <w:sz w:val="24"/>
-          <w:szCs w:val="24"/>
-          <w:lang w:bidi="ar-EG"/>
-        </w:rPr>
-      </w:pPr>
+        <w:t xml:space="preserve">Execute process </w:t>
+      </w:r>
+    </w:p>
+    <w:p>
+      <w:pPr>
+        <w:bidi w:val="0"/>
+        <w:rPr>
+          <w:sz w:val="24"/>
+          <w:szCs w:val="24"/>
+          <w:lang w:bidi="ar-EG"/>
+        </w:rPr>
+      </w:pPr>
+      <w:r>
+        <w:rPr>
+          <w:sz w:val="24"/>
+          <w:szCs w:val="24"/>
+          <w:lang w:bidi="ar-EG"/>
+        </w:rPr>
+        <w:t xml:space="preserve">       -    </w:t>
+      </w:r>
+      <w:r>
+        <w:rPr>
+          <w:sz w:val="24"/>
+          <w:szCs w:val="24"/>
+          <w:lang w:bidi="ar-EG"/>
+        </w:rPr>
+        <w:t>Then choose next shortest</w:t>
+      </w:r>
     </w:p>
     <w:p>
       <w:pPr>
@@ -1288,8 +1518,142 @@
           <w:szCs w:val="28"/>
           <w:lang w:bidi="ar-EG"/>
         </w:rPr>
-        <w:lastRenderedPageBreak/>
-        <w:t>3) SJF Non-Preemptive</w:t>
+        <w:t xml:space="preserve">             </w:t>
+      </w:r>
+    </w:p>
+    <w:p>
+      <w:pPr>
+        <w:bidi w:val="0"/>
+        <w:rPr>
+          <w:sz w:val="28"/>
+          <w:szCs w:val="28"/>
+          <w:lang w:bidi="ar-EG"/>
+        </w:rPr>
+      </w:pPr>
+      <w:r>
+        <w:rPr>
+          <w:sz w:val="28"/>
+          <w:szCs w:val="28"/>
+          <w:lang w:bidi="ar-EG"/>
+        </w:rPr>
+        <w:t>Advantage</w:t>
+      </w:r>
+    </w:p>
+    <w:p>
+      <w:pPr>
+        <w:pStyle w:val="NormalWeb"/>
+        <w:numPr>
+          <w:ilvl w:val="0"/>
+          <w:numId w:val="2"/>
+        </w:numPr>
+      </w:pPr>
+      <w:r>
+        <w:t>Simple</w:t>
+      </w:r>
+    </w:p>
+    <w:p>
+      <w:pPr>
+        <w:pStyle w:val="NormalWeb"/>
+        <w:numPr>
+          <w:ilvl w:val="0"/>
+          <w:numId w:val="2"/>
+        </w:numPr>
+      </w:pPr>
+      <w:r>
+        <w:t xml:space="preserve"> Low overhead</w:t>
+      </w:r>
+    </w:p>
+    <w:p>
+      <w:pPr>
+        <w:pStyle w:val="NormalWeb"/>
+        <w:numPr>
+          <w:ilvl w:val="0"/>
+          <w:numId w:val="2"/>
+        </w:numPr>
+      </w:pPr>
+      <w:r>
+        <w:t xml:space="preserve"> Fewer context switches</w:t>
+      </w:r>
+    </w:p>
+    <w:p>
+      <w:pPr>
+        <w:bidi w:val="0"/>
+        <w:rPr>
+          <w:sz w:val="28"/>
+          <w:szCs w:val="28"/>
+        </w:rPr>
+      </w:pPr>
+      <w:r>
+        <w:t xml:space="preserve">   </w:t>
+      </w:r>
+      <w:r>
+        <w:rPr>
+          <w:sz w:val="28"/>
+          <w:szCs w:val="28"/>
+        </w:rPr>
+        <w:t xml:space="preserve">Disadvantage </w:t>
+      </w:r>
+    </w:p>
+    <w:p>
+      <w:pPr>
+        <w:pStyle w:val="NormalWeb"/>
+        <w:numPr>
+          <w:ilvl w:val="0"/>
+          <w:numId w:val="2"/>
+        </w:numPr>
+      </w:pPr>
+      <w:r>
+        <w:t>Poor response time</w:t>
+      </w:r>
+    </w:p>
+    <w:p>
+      <w:pPr>
+        <w:pStyle w:val="NormalWeb"/>
+        <w:numPr>
+          <w:ilvl w:val="0"/>
+          <w:numId w:val="2"/>
+        </w:numPr>
+      </w:pPr>
+      <w:r>
+        <w:t>Short jobs may wait long</w:t>
+      </w:r>
+    </w:p>
+    <w:p>
+      <w:pPr>
+        <w:bidi w:val="0"/>
+        <w:rPr>
+          <w:sz w:val="24"/>
+          <w:szCs w:val="24"/>
+          <w:lang w:bidi="ar-EG"/>
+        </w:rPr>
+      </w:pPr>
+    </w:p>
+    <w:p>
+      <w:pPr>
+        <w:bidi w:val="0"/>
+        <w:rPr>
+          <w:sz w:val="24"/>
+          <w:szCs w:val="24"/>
+          <w:lang w:bidi="ar-EG"/>
+        </w:rPr>
+      </w:pPr>
+    </w:p>
+    <w:p>
+      <w:pPr>
+        <w:bidi w:val="0"/>
+        <w:rPr>
+          <w:sz w:val="28"/>
+          <w:szCs w:val="28"/>
+          <w:lang w:bidi="ar-EG"/>
+        </w:rPr>
+      </w:pPr>
+      <w:r>
+        <w:rPr>
+          <w:sz w:val="28"/>
+          <w:szCs w:val="28"/>
+          <w:lang w:bidi="ar-EG"/>
+        </w:rPr>
+        <w:t>4) Priority Non-Preemptive</w:t>
       </w:r>
     </w:p>
     <w:p>
@@ -1339,7 +1703,7 @@
           <w:szCs w:val="24"/>
           <w:lang w:bidi="ar-EG"/>
         </w:rPr>
-        <w:t>Non-Preemptive</w:t>
+        <w:t>Non-Preemptive Priority</w:t>
       </w:r>
     </w:p>
     <w:p>
@@ -1358,24 +1722,6 @@
           <w:lang w:bidi="ar-EG"/>
         </w:rPr>
         <w:t>Main Idea</w:t>
-      </w:r>
-    </w:p>
-    <w:p>
-      <w:pPr>
-        <w:bidi w:val="0"/>
-        <w:rPr>
-          <w:sz w:val="24"/>
-          <w:szCs w:val="24"/>
-          <w:lang w:bidi="ar-EG"/>
-        </w:rPr>
-      </w:pPr>
-      <w:r>
-        <w:rPr>
-          <w:sz w:val="24"/>
-          <w:szCs w:val="24"/>
-          <w:lang w:bidi="ar-EG"/>
-        </w:rPr>
-        <w:t>Choose process with:</w:t>
       </w:r>
     </w:p>
     <w:p>
@@ -1398,7 +1744,25 @@
           <w:szCs w:val="24"/>
           <w:lang w:bidi="ar-EG"/>
         </w:rPr>
-        <w:t>Plain text</w:t>
+        <w:t>Choose highest priority process.</w:t>
+      </w:r>
+    </w:p>
+    <w:p>
+      <w:pPr>
+        <w:bidi w:val="0"/>
+        <w:rPr>
+          <w:sz w:val="24"/>
+          <w:szCs w:val="24"/>
+          <w:lang w:bidi="ar-EG"/>
+        </w:rPr>
+      </w:pPr>
+      <w:r>
+        <w:rPr>
+          <w:sz w:val="24"/>
+          <w:szCs w:val="24"/>
+          <w:lang w:bidi="ar-EG"/>
+        </w:rPr>
+        <w:t>BUT:</w:t>
       </w:r>
     </w:p>
     <w:p>
@@ -1421,125 +1785,7 @@
           <w:szCs w:val="24"/>
           <w:lang w:bidi="ar-EG"/>
         </w:rPr>
-        <w:t>Smallest Burst Time</w:t>
-      </w:r>
-    </w:p>
-    <w:p>
-      <w:pPr>
-        <w:bidi w:val="0"/>
-        <w:rPr>
-          <w:sz w:val="24"/>
-          <w:szCs w:val="24"/>
-          <w:lang w:bidi="ar-EG"/>
-        </w:rPr>
-      </w:pPr>
-      <w:r>
-        <w:rPr>
-          <w:sz w:val="24"/>
-          <w:szCs w:val="24"/>
-          <w:lang w:bidi="ar-EG"/>
-        </w:rPr>
-        <w:t>BUT:</w:t>
-      </w:r>
-    </w:p>
-    <w:p>
-      <w:pPr>
-        <w:bidi w:val="0"/>
-        <w:rPr>
-          <w:sz w:val="24"/>
-          <w:szCs w:val="24"/>
-          <w:lang w:bidi="ar-EG"/>
-        </w:rPr>
-      </w:pPr>
-      <w:r>
-        <w:rPr>
-          <w:sz w:val="24"/>
-          <w:szCs w:val="24"/>
-          <w:lang w:bidi="ar-EG"/>
-        </w:rPr>
-        <w:t>Plain text</w:t>
-      </w:r>
-    </w:p>
-    <w:p>
-      <w:pPr>
-        <w:bidi w:val="0"/>
-        <w:rPr>
-          <w:sz w:val="24"/>
-          <w:szCs w:val="24"/>
-          <w:lang w:bidi="ar-EG"/>
-        </w:rPr>
-      </w:pPr>
-      <w:r>
-        <w:rPr>
-          <w:sz w:val="24"/>
-          <w:szCs w:val="24"/>
-          <w:lang w:bidi="ar-EG"/>
-        </w:rPr>
-        <w:t>Once CPU starts process,</w:t>
-      </w:r>
-    </w:p>
-    <w:p>
-      <w:pPr>
-        <w:bidi w:val="0"/>
-        <w:rPr>
-          <w:sz w:val="24"/>
-          <w:szCs w:val="24"/>
-          <w:lang w:bidi="ar-EG"/>
-        </w:rPr>
-      </w:pPr>
-      <w:proofErr w:type="gramStart"/>
-      <w:r>
-        <w:rPr>
-          <w:sz w:val="24"/>
-          <w:szCs w:val="24"/>
-          <w:lang w:bidi="ar-EG"/>
-        </w:rPr>
-        <w:t>it</w:t>
-      </w:r>
-      <w:proofErr w:type="gramEnd"/>
-      <w:r>
-        <w:rPr>
-          <w:sz w:val="24"/>
-          <w:szCs w:val="24"/>
-          <w:lang w:bidi="ar-EG"/>
-        </w:rPr>
-        <w:t xml:space="preserve"> finishes completely.</w:t>
-      </w:r>
-    </w:p>
-    <w:p>
-      <w:pPr>
-        <w:bidi w:val="0"/>
-        <w:rPr>
-          <w:sz w:val="24"/>
-          <w:szCs w:val="24"/>
-          <w:lang w:bidi="ar-EG"/>
-        </w:rPr>
-      </w:pPr>
-      <w:r>
-        <w:rPr>
-          <w:sz w:val="24"/>
-          <w:szCs w:val="24"/>
-          <w:lang w:bidi="ar-EG"/>
-        </w:rPr>
-        <w:t>No interruption allowed.</w:t>
-      </w:r>
-    </w:p>
-    <w:p>
-      <w:pPr>
-        <w:bidi w:val="0"/>
-        <w:rPr>
-          <w:sz w:val="24"/>
-          <w:szCs w:val="24"/>
-          <w:lang w:bidi="ar-EG"/>
-        </w:rPr>
-      </w:pPr>
-      <w:r>
-        <w:rPr>
-          <w:sz w:val="24"/>
-          <w:szCs w:val="24"/>
-          <w:lang w:bidi="ar-EG"/>
-        </w:rPr>
-        <w:t>How It Works</w:t>
+        <w:t>Once execution starts,</w:t>
       </w:r>
     </w:p>
     <w:p>
@@ -1562,7 +1808,26 @@
           <w:szCs w:val="24"/>
           <w:lang w:bidi="ar-EG"/>
         </w:rPr>
-        <w:t>Choose shortest burst</w:t>
+        <w:t>process cannot be interrupted.</w:t>
+      </w:r>
+    </w:p>
+    <w:p>
+      <w:pPr>
+        <w:bidi w:val="0"/>
+        <w:rPr>
+          <w:sz w:val="24"/>
+          <w:szCs w:val="24"/>
+          <w:lang w:bidi="ar-EG"/>
+        </w:rPr>
+      </w:pPr>
+      <w:r>
+        <w:rPr>
+          <w:sz w:val="24"/>
+          <w:szCs w:val="24"/>
+          <w:lang w:bidi="ar-EG"/>
+        </w:rPr>
+        <w:lastRenderedPageBreak/>
+        <w:t>How It Works</w:t>
       </w:r>
     </w:p>
     <w:p>
@@ -1576,270 +1841,16 @@
         <w:rPr>
           <w:sz w:val="24"/>
           <w:szCs w:val="24"/>
-          <w:rtl/>
-          <w:lang w:bidi="ar-EG"/>
-        </w:rPr>
-      </w:pPr>
-      <w:r>
-        <w:rPr>
-          <w:sz w:val="24"/>
-          <w:szCs w:val="24"/>
-          <w:lang w:bidi="ar-EG"/>
-        </w:rPr>
-        <w:t xml:space="preserve">Execute process </w:t>
-      </w:r>
-    </w:p>
-    <w:p>
-      <w:pPr>
-        <w:bidi w:val="0"/>
-        <w:rPr>
-          <w:sz w:val="24"/>
-          <w:szCs w:val="24"/>
-          <w:lang w:bidi="ar-EG"/>
-        </w:rPr>
-      </w:pPr>
-      <w:r>
-        <w:rPr>
-          <w:sz w:val="24"/>
-          <w:szCs w:val="24"/>
-          <w:lang w:bidi="ar-EG"/>
-        </w:rPr>
-        <w:t xml:space="preserve">       -    </w:t>
-      </w:r>
-      <w:r>
-        <w:rPr>
-          <w:sz w:val="24"/>
-          <w:szCs w:val="24"/>
-          <w:lang w:bidi="ar-EG"/>
-        </w:rPr>
-        <w:t>Then choose next shortest</w:t>
-      </w:r>
-    </w:p>
-    <w:p>
-      <w:pPr>
-        <w:bidi w:val="0"/>
-        <w:rPr>
-          <w:sz w:val="28"/>
-          <w:szCs w:val="28"/>
-          <w:lang w:bidi="ar-EG"/>
-        </w:rPr>
-      </w:pPr>
-      <w:r>
-        <w:rPr>
-          <w:sz w:val="28"/>
-          <w:szCs w:val="28"/>
-          <w:lang w:bidi="ar-EG"/>
-        </w:rPr>
-        <w:t xml:space="preserve">             </w:t>
-      </w:r>
-    </w:p>
-    <w:p>
-      <w:pPr>
-        <w:bidi w:val="0"/>
-        <w:rPr>
-          <w:sz w:val="28"/>
-          <w:szCs w:val="28"/>
-          <w:lang w:bidi="ar-EG"/>
-        </w:rPr>
-      </w:pPr>
-      <w:r>
-        <w:rPr>
-          <w:sz w:val="28"/>
-          <w:szCs w:val="28"/>
-          <w:lang w:bidi="ar-EG"/>
-        </w:rPr>
-        <w:t>Advantage</w:t>
-      </w:r>
-    </w:p>
-    <w:p>
-      <w:pPr>
-        <w:pStyle w:val="NormalWeb"/>
-        <w:numPr>
-          <w:ilvl w:val="0"/>
-          <w:numId w:val="2"/>
-        </w:numPr>
-      </w:pPr>
-      <w:r>
-        <w:t>Simpl</w:t>
-      </w:r>
-      <w:r>
-        <w:t>e</w:t>
-      </w:r>
-    </w:p>
-    <w:p>
-      <w:pPr>
-        <w:pStyle w:val="NormalWeb"/>
-        <w:numPr>
-          <w:ilvl w:val="0"/>
-          <w:numId w:val="2"/>
-        </w:numPr>
-      </w:pPr>
-      <w:r>
-        <w:t xml:space="preserve"> </w:t>
-      </w:r>
-      <w:r>
-        <w:t>Low overhead</w:t>
-      </w:r>
-    </w:p>
-    <w:p>
-      <w:pPr>
-        <w:pStyle w:val="NormalWeb"/>
-        <w:numPr>
-          <w:ilvl w:val="0"/>
-          <w:numId w:val="2"/>
-        </w:numPr>
-      </w:pPr>
-      <w:r>
-        <w:t xml:space="preserve"> Fewer context switches</w:t>
-      </w:r>
-    </w:p>
-    <w:p>
-      <w:pPr>
-        <w:bidi w:val="0"/>
-        <w:rPr>
-          <w:sz w:val="28"/>
-          <w:szCs w:val="28"/>
-        </w:rPr>
-      </w:pPr>
-      <w:r>
-        <w:t xml:space="preserve">   </w:t>
-      </w:r>
-      <w:r>
-        <w:rPr>
-          <w:sz w:val="28"/>
-          <w:szCs w:val="28"/>
-        </w:rPr>
-        <w:t xml:space="preserve">Disadvantage </w:t>
-      </w:r>
-    </w:p>
-    <w:p>
-      <w:pPr>
-        <w:pStyle w:val="NormalWeb"/>
-        <w:numPr>
-          <w:ilvl w:val="0"/>
-          <w:numId w:val="2"/>
-        </w:numPr>
-      </w:pPr>
-      <w:r>
-        <w:t>Poor response time</w:t>
-      </w:r>
-    </w:p>
-    <w:p>
-      <w:pPr>
-        <w:pStyle w:val="NormalWeb"/>
-        <w:numPr>
-          <w:ilvl w:val="0"/>
-          <w:numId w:val="2"/>
-        </w:numPr>
-      </w:pPr>
-      <w:r>
-        <w:t>Short jobs may wait long</w:t>
-      </w:r>
-    </w:p>
-    <w:p>
-      <w:pPr>
-        <w:bidi w:val="0"/>
-        <w:rPr>
-          <w:sz w:val="24"/>
-          <w:szCs w:val="24"/>
-          <w:lang w:bidi="ar-EG"/>
-        </w:rPr>
-      </w:pPr>
-    </w:p>
-    <w:p>
-      <w:pPr>
-        <w:bidi w:val="0"/>
-        <w:rPr>
-          <w:sz w:val="24"/>
-          <w:szCs w:val="24"/>
-          <w:lang w:bidi="ar-EG"/>
-        </w:rPr>
-      </w:pPr>
-    </w:p>
-    <w:p>
-      <w:pPr>
-        <w:bidi w:val="0"/>
-        <w:rPr>
-          <w:sz w:val="28"/>
-          <w:szCs w:val="28"/>
-          <w:lang w:bidi="ar-EG"/>
-        </w:rPr>
-      </w:pPr>
-      <w:r>
-        <w:rPr>
-          <w:sz w:val="28"/>
-          <w:szCs w:val="28"/>
-          <w:lang w:bidi="ar-EG"/>
-        </w:rPr>
-        <w:t>4) Priority Non-Preemptive</w:t>
-      </w:r>
-    </w:p>
-    <w:p>
-      <w:pPr>
-        <w:bidi w:val="0"/>
-        <w:rPr>
-          <w:sz w:val="24"/>
-          <w:szCs w:val="24"/>
-          <w:lang w:bidi="ar-EG"/>
-        </w:rPr>
-      </w:pPr>
-      <w:r>
-        <w:rPr>
-          <w:sz w:val="24"/>
-          <w:szCs w:val="24"/>
-          <w:lang w:bidi="ar-EG"/>
-        </w:rPr>
-        <w:t>Type</w:t>
-      </w:r>
-      <w:r>
-        <w:rPr>
-          <w:sz w:val="24"/>
-          <w:szCs w:val="24"/>
-          <w:lang w:bidi="ar-EG"/>
-        </w:rPr>
-        <w:t xml:space="preserve"> </w:t>
-      </w:r>
-      <w:r>
-        <w:rPr>
-          <w:sz w:val="24"/>
-          <w:szCs w:val="24"/>
-          <w:lang w:bidi="ar-EG"/>
-        </w:rPr>
-        <w:sym w:font="Wingdings" w:char="F0E0"/>
-      </w:r>
-      <w:r>
-        <w:rPr>
-          <w:sz w:val="24"/>
-          <w:szCs w:val="24"/>
-          <w:lang w:bidi="ar-EG"/>
-        </w:rPr>
-        <w:t xml:space="preserve"> </w:t>
-      </w:r>
-      <w:r>
-        <w:rPr>
-          <w:sz w:val="24"/>
-          <w:szCs w:val="24"/>
-          <w:lang w:bidi="ar-EG"/>
-        </w:rPr>
-        <w:t>Non-Preemptive Priority</w:t>
-      </w:r>
-    </w:p>
-    <w:p>
-      <w:pPr>
-        <w:bidi w:val="0"/>
-        <w:rPr>
-          <w:sz w:val="24"/>
-          <w:szCs w:val="24"/>
-          <w:lang w:bidi="ar-EG"/>
-        </w:rPr>
-      </w:pPr>
-      <w:r>
-        <w:rPr>
-          <w:sz w:val="24"/>
-          <w:szCs w:val="24"/>
-          <w:lang w:bidi="ar-EG"/>
-        </w:rPr>
-        <w:t>Main Idea</w:t>
+          <w:lang w:bidi="ar-EG"/>
+        </w:rPr>
+      </w:pPr>
+      <w:r>
+        <w:rPr>
+          <w:sz w:val="24"/>
+          <w:szCs w:val="24"/>
+          <w:lang w:bidi="ar-EG"/>
+        </w:rPr>
+        <w:t>Select highest priority</w:t>
       </w:r>
     </w:p>
     <w:p>
@@ -1862,25 +1873,7 @@
           <w:szCs w:val="24"/>
           <w:lang w:bidi="ar-EG"/>
         </w:rPr>
-        <w:t>Choose highest priority process.</w:t>
-      </w:r>
-    </w:p>
-    <w:p>
-      <w:pPr>
-        <w:bidi w:val="0"/>
-        <w:rPr>
-          <w:sz w:val="24"/>
-          <w:szCs w:val="24"/>
-          <w:lang w:bidi="ar-EG"/>
-        </w:rPr>
-      </w:pPr>
-      <w:r>
-        <w:rPr>
-          <w:sz w:val="24"/>
-          <w:szCs w:val="24"/>
-          <w:lang w:bidi="ar-EG"/>
-        </w:rPr>
-        <w:t>BUT:</w:t>
+        <w:t>Execute completely</w:t>
       </w:r>
     </w:p>
     <w:p>
@@ -1903,8 +1896,25 @@
           <w:szCs w:val="24"/>
           <w:lang w:bidi="ar-EG"/>
         </w:rPr>
-        <w:lastRenderedPageBreak/>
-        <w:t>Plain text</w:t>
+        <w:t>Select next process</w:t>
+      </w:r>
+    </w:p>
+    <w:p>
+      <w:pPr>
+        <w:bidi w:val="0"/>
+        <w:rPr>
+          <w:sz w:val="28"/>
+          <w:szCs w:val="28"/>
+          <w:lang w:bidi="ar-EG"/>
+        </w:rPr>
+      </w:pPr>
+      <w:r>
+        <w:rPr>
+          <w:sz w:val="28"/>
+          <w:szCs w:val="28"/>
+          <w:lang w:bidi="ar-EG"/>
+        </w:rPr>
+        <w:t>Advantages</w:t>
       </w:r>
     </w:p>
     <w:p>
@@ -1927,7 +1937,7 @@
           <w:szCs w:val="24"/>
           <w:lang w:bidi="ar-EG"/>
         </w:rPr>
-        <w:t>Once execution starts,</w:t>
+        <w:t xml:space="preserve"> Simple implementation</w:t>
       </w:r>
     </w:p>
     <w:p>
@@ -1944,41 +1954,31 @@
           <w:lang w:bidi="ar-EG"/>
         </w:rPr>
       </w:pPr>
-      <w:proofErr w:type="gramStart"/>
-      <w:r>
-        <w:rPr>
-          <w:sz w:val="24"/>
-          <w:szCs w:val="24"/>
-          <w:lang w:bidi="ar-EG"/>
-        </w:rPr>
-        <w:t>process</w:t>
-      </w:r>
-      <w:proofErr w:type="gramEnd"/>
-      <w:r>
-        <w:rPr>
-          <w:sz w:val="24"/>
-          <w:szCs w:val="24"/>
-          <w:lang w:bidi="ar-EG"/>
-        </w:rPr>
-        <w:t xml:space="preserve"> cannot be interrupted.</w:t>
-      </w:r>
-    </w:p>
-    <w:p>
-      <w:pPr>
-        <w:bidi w:val="0"/>
-        <w:rPr>
-          <w:sz w:val="24"/>
-          <w:szCs w:val="24"/>
-          <w:lang w:bidi="ar-EG"/>
-        </w:rPr>
-      </w:pPr>
-      <w:r>
-        <w:rPr>
-          <w:sz w:val="24"/>
-          <w:szCs w:val="24"/>
-          <w:lang w:bidi="ar-EG"/>
-        </w:rPr>
-        <w:t>How It Works</w:t>
+      <w:r>
+        <w:rPr>
+          <w:sz w:val="24"/>
+          <w:szCs w:val="24"/>
+          <w:lang w:bidi="ar-EG"/>
+        </w:rPr>
+        <w:t xml:space="preserve"> Stable execution</w:t>
+      </w:r>
+    </w:p>
+    <w:p>
+      <w:pPr>
+        <w:bidi w:val="0"/>
+        <w:rPr>
+          <w:sz w:val="28"/>
+          <w:szCs w:val="28"/>
+          <w:lang w:bidi="ar-EG"/>
+        </w:rPr>
+      </w:pPr>
+      <w:r>
+        <w:rPr>
+          <w:sz w:val="28"/>
+          <w:szCs w:val="28"/>
+          <w:lang w:bidi="ar-EG"/>
+        </w:rPr>
+        <w:t>Disadvantages</w:t>
       </w:r>
     </w:p>
     <w:p>
@@ -2001,7 +2001,7 @@
           <w:szCs w:val="24"/>
           <w:lang w:bidi="ar-EG"/>
         </w:rPr>
-        <w:t>Select highest priority</w:t>
+        <w:t xml:space="preserve"> Important processes may wait</w:t>
       </w:r>
     </w:p>
     <w:p>
@@ -2024,157 +2024,6 @@
           <w:szCs w:val="24"/>
           <w:lang w:bidi="ar-EG"/>
         </w:rPr>
-        <w:t>Execute completely</w:t>
-      </w:r>
-    </w:p>
-    <w:p>
-      <w:pPr>
-        <w:pStyle w:val="ListParagraph"/>
-        <w:numPr>
-          <w:ilvl w:val="0"/>
-          <w:numId w:val="2"/>
-        </w:numPr>
-        <w:bidi w:val="0"/>
-        <w:rPr>
-          <w:sz w:val="24"/>
-          <w:szCs w:val="24"/>
-          <w:lang w:bidi="ar-EG"/>
-        </w:rPr>
-      </w:pPr>
-      <w:r>
-        <w:rPr>
-          <w:sz w:val="24"/>
-          <w:szCs w:val="24"/>
-          <w:lang w:bidi="ar-EG"/>
-        </w:rPr>
-        <w:t>Select next process</w:t>
-      </w:r>
-    </w:p>
-    <w:p>
-      <w:pPr>
-        <w:bidi w:val="0"/>
-        <w:rPr>
-          <w:sz w:val="28"/>
-          <w:szCs w:val="28"/>
-          <w:lang w:bidi="ar-EG"/>
-        </w:rPr>
-      </w:pPr>
-      <w:r>
-        <w:rPr>
-          <w:sz w:val="28"/>
-          <w:szCs w:val="28"/>
-          <w:lang w:bidi="ar-EG"/>
-        </w:rPr>
-        <w:t>Advantages</w:t>
-      </w:r>
-    </w:p>
-    <w:p>
-      <w:pPr>
-        <w:pStyle w:val="ListParagraph"/>
-        <w:numPr>
-          <w:ilvl w:val="0"/>
-          <w:numId w:val="2"/>
-        </w:numPr>
-        <w:bidi w:val="0"/>
-        <w:rPr>
-          <w:sz w:val="24"/>
-          <w:szCs w:val="24"/>
-          <w:lang w:bidi="ar-EG"/>
-        </w:rPr>
-      </w:pPr>
-      <w:r>
-        <w:rPr>
-          <w:sz w:val="24"/>
-          <w:szCs w:val="24"/>
-          <w:lang w:bidi="ar-EG"/>
-        </w:rPr>
-        <w:t xml:space="preserve"> Simple implementation</w:t>
-      </w:r>
-    </w:p>
-    <w:p>
-      <w:pPr>
-        <w:pStyle w:val="ListParagraph"/>
-        <w:numPr>
-          <w:ilvl w:val="0"/>
-          <w:numId w:val="2"/>
-        </w:numPr>
-        <w:bidi w:val="0"/>
-        <w:rPr>
-          <w:sz w:val="24"/>
-          <w:szCs w:val="24"/>
-          <w:lang w:bidi="ar-EG"/>
-        </w:rPr>
-      </w:pPr>
-      <w:r>
-        <w:rPr>
-          <w:sz w:val="24"/>
-          <w:szCs w:val="24"/>
-          <w:lang w:bidi="ar-EG"/>
-        </w:rPr>
-        <w:t xml:space="preserve"> Stable execution</w:t>
-      </w:r>
-    </w:p>
-    <w:p>
-      <w:pPr>
-        <w:bidi w:val="0"/>
-        <w:rPr>
-          <w:sz w:val="28"/>
-          <w:szCs w:val="28"/>
-          <w:lang w:bidi="ar-EG"/>
-        </w:rPr>
-      </w:pPr>
-      <w:r>
-        <w:rPr>
-          <w:sz w:val="28"/>
-          <w:szCs w:val="28"/>
-          <w:lang w:bidi="ar-EG"/>
-        </w:rPr>
-        <w:t>Disadvantages</w:t>
-      </w:r>
-    </w:p>
-    <w:p>
-      <w:pPr>
-        <w:pStyle w:val="ListParagraph"/>
-        <w:numPr>
-          <w:ilvl w:val="0"/>
-          <w:numId w:val="2"/>
-        </w:numPr>
-        <w:bidi w:val="0"/>
-        <w:rPr>
-          <w:sz w:val="24"/>
-          <w:szCs w:val="24"/>
-          <w:lang w:bidi="ar-EG"/>
-        </w:rPr>
-      </w:pPr>
-      <w:r>
-        <w:rPr>
-          <w:sz w:val="24"/>
-          <w:szCs w:val="24"/>
-          <w:lang w:bidi="ar-EG"/>
-        </w:rPr>
-        <w:t xml:space="preserve"> Important processes may wait</w:t>
-      </w:r>
-    </w:p>
-    <w:p>
-      <w:pPr>
-        <w:pStyle w:val="ListParagraph"/>
-        <w:numPr>
-          <w:ilvl w:val="0"/>
-          <w:numId w:val="2"/>
-        </w:numPr>
-        <w:bidi w:val="0"/>
-        <w:rPr>
-          <w:sz w:val="24"/>
-          <w:szCs w:val="24"/>
-          <w:lang w:bidi="ar-EG"/>
-        </w:rPr>
-      </w:pPr>
-      <w:r>
-        <w:rPr>
-          <w:sz w:val="24"/>
-          <w:szCs w:val="24"/>
-          <w:lang w:bidi="ar-EG"/>
-        </w:rPr>
         <w:t xml:space="preserve"> Worse responsiveness</w:t>
       </w:r>
     </w:p>
@@ -2373,7 +2222,6 @@
           <w:szCs w:val="36"/>
           <w:lang w:bidi="ar-EG"/>
         </w:rPr>
-        <w:lastRenderedPageBreak/>
         <w:t>Project scenarios</w:t>
       </w:r>
       <w:r>
@@ -2823,7 +2671,7 @@
           <w:noProof/>
         </w:rPr>
         <w:drawing>
-          <wp:inline distT="0" distB="0" distL="0" distR="0" wp14:anchorId="64DD953C" wp14:editId="23B3011B">
+          <wp:inline distT="0" distB="0" distL="0" distR="0" wp14:anchorId="64DD953C" wp14:editId="455F32F8">
             <wp:extent cx="5274310" cy="2402840"/>
             <wp:effectExtent l="0" t="0" r="2540" b="0"/>
             <wp:docPr id="5" name="Picture 5"/>
@@ -2874,7 +2722,7 @@
           <w:noProof/>
         </w:rPr>
         <w:drawing>
-          <wp:inline distT="0" distB="0" distL="0" distR="0" wp14:anchorId="33CE1326" wp14:editId="03C15F9E">
+          <wp:inline distT="0" distB="0" distL="0" distR="0" wp14:anchorId="33CE1326" wp14:editId="304E42A3">
             <wp:extent cx="5274310" cy="2346960"/>
             <wp:effectExtent l="0" t="0" r="2540" b="0"/>
             <wp:docPr id="12" name="Picture 12"/>
@@ -3112,7 +2960,7 @@
         </w:rPr>
         <w:lastRenderedPageBreak/>
         <w:drawing>
-          <wp:inline distT="0" distB="0" distL="0" distR="0" wp14:anchorId="531363C4" wp14:editId="29E73BA8">
+          <wp:inline distT="0" distB="0" distL="0" distR="0" wp14:anchorId="531363C4" wp14:editId="6E182B9E">
             <wp:extent cx="5274310" cy="2714625"/>
             <wp:effectExtent l="0" t="0" r="2540" b="9525"/>
             <wp:docPr id="22" name="Picture 22"/>
@@ -3158,7 +3006,7 @@
           <w:noProof/>
         </w:rPr>
         <w:drawing>
-          <wp:inline distT="0" distB="0" distL="0" distR="0" wp14:anchorId="6CA95ADF" wp14:editId="381005B0">
+          <wp:inline distT="0" distB="0" distL="0" distR="0" wp14:anchorId="6CA95ADF" wp14:editId="2C485601">
             <wp:extent cx="5274310" cy="2813050"/>
             <wp:effectExtent l="0" t="0" r="2540" b="6350"/>
             <wp:docPr id="14" name="Picture 14"/>
@@ -3284,8 +3132,6 @@
           <w:lang w:bidi="ar-EG"/>
         </w:rPr>
       </w:pPr>
-      <w:bookmarkStart w:id="0" w:name="_GoBack"/>
-      <w:bookmarkEnd w:id="0"/>
       <w:r>
         <w:rPr>
           <w:rFonts w:hint="cs"/>
@@ -3469,7 +3315,7 @@
         </w:rPr>
         <w:lastRenderedPageBreak/>
         <w:drawing>
-          <wp:inline distT="0" distB="0" distL="0" distR="0">
+          <wp:inline distT="0" distB="0" distL="0" distR="0" wp14:anchorId="0C93922E" wp14:editId="145B997F">
             <wp:extent cx="5274310" cy="2623820"/>
             <wp:effectExtent l="0" t="0" r="2540" b="5080"/>
             <wp:docPr id="21" name="Picture 21"/>
@@ -3556,13 +3402,8 @@
         <w:pStyle w:val="Heading3"/>
       </w:pPr>
       <w:r>
-        <w:t xml:space="preserve">Required Analysis </w:t>
-      </w:r>
-      <w:proofErr w:type="gramStart"/>
-      <w:r>
-        <w:t>Questions :</w:t>
-      </w:r>
-      <w:proofErr w:type="gramEnd"/>
+        <w:t>Required Analysis Questions :</w:t>
+      </w:r>
     </w:p>
     <w:p>
       <w:pPr>
@@ -3571,7 +3412,7 @@
         <w:jc w:val="center"/>
       </w:pPr>
       <w:r>
-        <w:pict>
+        <w:pict w14:anchorId="191C6C1D">
           <v:rect id="_x0000_i1025" style="width:415.3pt;height:1.5pt" o:hralign="center" o:hrstd="t" o:hr="t" fillcolor="#a0a0a0" stroked="f"/>
         </w:pict>
       </w:r>
@@ -3599,7 +3440,13 @@
         <w:t>SJF</w:t>
       </w:r>
       <w:r>
-        <w:t xml:space="preserve"> gives lower average waiting time because it executes the shortest burst time processes first, reducing overall waiting in the system.</w:t>
+        <w:t xml:space="preserve"> </w:t>
+      </w:r>
+      <w:r>
+        <w:t xml:space="preserve">(Preemptive) </w:t>
+      </w:r>
+      <w:r>
+        <w:t>gives lower average waiting time because it executes the shortest burst time processes first, reducing overall waiting in the system.</w:t>
       </w:r>
     </w:p>
     <w:p>
@@ -3609,7 +3456,7 @@
         <w:jc w:val="center"/>
       </w:pPr>
       <w:r>
-        <w:pict>
+        <w:pict w14:anchorId="726C593E">
           <v:rect id="_x0000_i1026" style="width:415.3pt;height:1.5pt" o:hralign="center" o:hrstd="t" o:hr="t" fillcolor="#a0a0a0" stroked="f"/>
         </w:pict>
       </w:r>
@@ -3637,7 +3484,19 @@
         <w:t>SJF</w:t>
       </w:r>
       <w:r>
-        <w:t xml:space="preserve"> also provides lower average turnaround time since turnaround time depends on waiting time, and SJF minimizes it.</w:t>
+        <w:t xml:space="preserve"> </w:t>
+      </w:r>
+      <w:r>
+        <w:t xml:space="preserve"> </w:t>
+      </w:r>
+      <w:r>
+        <w:t>(Preemptive)</w:t>
+      </w:r>
+      <w:r>
+        <w:t xml:space="preserve"> </w:t>
+      </w:r>
+      <w:r>
+        <w:t>also provides lower average turnaround time since turnaround time depends on waiting time, and SJF minimizes it.</w:t>
       </w:r>
     </w:p>
     <w:p>
@@ -3647,7 +3506,7 @@
         <w:jc w:val="center"/>
       </w:pPr>
       <w:r>
-        <w:pict>
+        <w:pict w14:anchorId="41A88F04">
           <v:rect id="_x0000_i1027" style="width:415.3pt;height:1.5pt" o:hralign="center" o:hrstd="t" o:hr="t" fillcolor="#a0a0a0" stroked="f"/>
         </w:pict>
       </w:r>
@@ -3675,7 +3534,7 @@
         <w:jc w:val="center"/>
       </w:pPr>
       <w:r>
-        <w:pict>
+        <w:pict w14:anchorId="7A837114">
           <v:rect id="_x0000_i1028" style="width:415.3pt;height:1.5pt" o:hralign="center" o:hrstd="t" o:hr="t" fillcolor="#a0a0a0" stroked="f"/>
         </w:pict>
       </w:r>
@@ -3704,7 +3563,7 @@
       </w:pPr>
       <w:r>
         <w:lastRenderedPageBreak/>
-        <w:pict>
+        <w:pict w14:anchorId="1F960A4C">
           <v:rect id="_x0000_i1029" style="width:415.3pt;height:1.5pt" o:hralign="center" o:hrstd="t" o:hr="t" fillcolor="#a0a0a0" stroked="f"/>
         </w:pict>
       </w:r>
@@ -3778,7 +3637,7 @@
         <w:jc w:val="center"/>
       </w:pPr>
       <w:r>
-        <w:pict>
+        <w:pict w14:anchorId="5A15CD2A">
           <v:rect id="_x0000_i1030" style="width:415.3pt;height:1.5pt" o:hralign="center" o:hrstd="t" o:hr="t" fillcolor="#a0a0a0" stroked="f"/>
         </w:pict>
       </w:r>
@@ -3996,17 +3855,8 @@
           <w:b/>
           <w:bCs/>
         </w:rPr>
-        <w:t>Trade-off between efficiency and urgency</w:t>
-      </w:r>
-      <w:proofErr w:type="gramStart"/>
-      <w:r>
-        <w:rPr>
-          <w:b/>
-          <w:bCs/>
-        </w:rPr>
-        <w:t>:</w:t>
-      </w:r>
-      <w:proofErr w:type="gramEnd"/>
+        <w:t>Trade-off between efficiency and urgency:</w:t>
+      </w:r>
       <w:r>
         <w:br/>
         <w:t>There is a clear trade-off between efficiency and urgency.</w:t>
@@ -4146,7 +3996,7 @@
 </file>
 
 <file path=word/endnotes.xml><?xml version="1.0" encoding="utf-8"?>
-<w:endnotes xmlns:wpc="http://schemas.microsoft.com/office/word/2010/wordprocessingCanvas" xmlns:mc="http://schemas.openxmlformats.org/markup-compatibility/2006" xmlns:o="urn:schemas-microsoft-com:office:office" xmlns:r="http://schemas.openxmlformats.org/officeDocument/2006/relationships" xmlns:m="http://schemas.openxmlformats.org/officeDocument/2006/math" xmlns:v="urn:schemas-microsoft-com:vml" xmlns:wp14="http://schemas.microsoft.com/office/word/2010/wordprocessingDrawing" xmlns:wp="http://schemas.openxmlformats.org/drawingml/2006/wordprocessingDrawing" xmlns:w10="urn:schemas-microsoft-com:office:word" xmlns:w="http://schemas.openxmlformats.org/wordprocessingml/2006/main" xmlns:w14="http://schemas.microsoft.com/office/word/2010/wordml" xmlns:w15="http://schemas.microsoft.com/office/word/2012/wordml" xmlns:wpg="http://schemas.microsoft.com/office/word/2010/wordprocessingGroup" xmlns:wpi="http://schemas.microsoft.com/office/word/2010/wordprocessingInk" xmlns:wne="http://schemas.microsoft.com/office/word/2006/wordml" xmlns:wps="http://schemas.microsoft.com/office/word/2010/wordprocessingShape" mc:Ignorable="w14 w15 wp14">
+<w:endnotes xmlns:wpc="http://schemas.microsoft.com/office/word/2010/wordprocessingCanvas" xmlns:cx="http://schemas.microsoft.com/office/drawing/2014/chartex" xmlns:cx1="http://schemas.microsoft.com/office/drawing/2015/9/8/chartex" xmlns:cx2="http://schemas.microsoft.com/office/drawing/2015/10/21/chartex" xmlns:cx3="http://schemas.microsoft.com/office/drawing/2016/5/9/chartex" xmlns:cx4="http://schemas.microsoft.com/office/drawing/2016/5/10/chartex" xmlns:cx5="http://schemas.microsoft.com/office/drawing/2016/5/11/chartex" xmlns:cx6="http://schemas.microsoft.com/office/drawing/2016/5/12/chartex" xmlns:cx7="http://schemas.microsoft.com/office/drawing/2016/5/13/chartex" xmlns:cx8="http://schemas.microsoft.com/office/drawing/2016/5/14/chartex" xmlns:mc="http://schemas.openxmlformats.org/markup-compatibility/2006" xmlns:aink="http://schemas.microsoft.com/office/drawing/2016/ink" xmlns:am3d="http://schemas.microsoft.com/office/drawing/2017/model3d" xmlns:o="urn:schemas-microsoft-com:office:office" xmlns:oel="http://schemas.microsoft.com/office/2019/extlst" xmlns:r="http://schemas.openxmlformats.org/officeDocument/2006/relationships" xmlns:m="http://schemas.openxmlformats.org/officeDocument/2006/math" xmlns:v="urn:schemas-microsoft-com:vml" xmlns:wp14="http://schemas.microsoft.com/office/word/2010/wordprocessingDrawing" xmlns:wp="http://schemas.openxmlformats.org/drawingml/2006/wordprocessingDrawing" xmlns:w10="urn:schemas-microsoft-com:office:word" xmlns:w="http://schemas.openxmlformats.org/wordprocessingml/2006/main" xmlns:w14="http://schemas.microsoft.com/office/word/2010/wordml" xmlns:w15="http://schemas.microsoft.com/office/word/2012/wordml" xmlns:w16cex="http://schemas.microsoft.com/office/word/2018/wordml/cex" xmlns:w16cid="http://schemas.microsoft.com/office/word/2016/wordml/cid" xmlns:w16="http://schemas.microsoft.com/office/word/2018/wordml" xmlns:w16du="http://schemas.microsoft.com/office/word/2023/wordml/word16du" xmlns:w16sdtdh="http://schemas.microsoft.com/office/word/2020/wordml/sdtdatahash" xmlns:w16sdtfl="http://schemas.microsoft.com/office/word/2024/wordml/sdtformatlock" xmlns:w16se="http://schemas.microsoft.com/office/word/2015/wordml/symex" xmlns:wpg="http://schemas.microsoft.com/office/word/2010/wordprocessingGroup" xmlns:wpi="http://schemas.microsoft.com/office/word/2010/wordprocessingInk" xmlns:wne="http://schemas.microsoft.com/office/word/2006/wordml" xmlns:wps="http://schemas.microsoft.com/office/word/2010/wordprocessingShape" mc:Ignorable="w14 w15 w16se w16cid w16 w16cex w16sdtdh w16sdtfl w16du wp14">
   <w:endnote w:type="separator" w:id="-1">
     <w:p>
       <w:pPr>
@@ -4171,7 +4021,7 @@
 </file>
 
 <file path=word/footnotes.xml><?xml version="1.0" encoding="utf-8"?>
-<w:footnotes xmlns:wpc="http://schemas.microsoft.com/office/word/2010/wordprocessingCanvas" xmlns:mc="http://schemas.openxmlformats.org/markup-compatibility/2006" xmlns:o="urn:schemas-microsoft-com:office:office" xmlns:r="http://schemas.openxmlformats.org/officeDocument/2006/relationships" xmlns:m="http://schemas.openxmlformats.org/officeDocument/2006/math" xmlns:v="urn:schemas-microsoft-com:vml" xmlns:wp14="http://schemas.microsoft.com/office/word/2010/wordprocessingDrawing" xmlns:wp="http://schemas.openxmlformats.org/drawingml/2006/wordprocessingDrawing" xmlns:w10="urn:schemas-microsoft-com:office:word" xmlns:w="http://schemas.openxmlformats.org/wordprocessingml/2006/main" xmlns:w14="http://schemas.microsoft.com/office/word/2010/wordml" xmlns:w15="http://schemas.microsoft.com/office/word/2012/wordml" xmlns:wpg="http://schemas.microsoft.com/office/word/2010/wordprocessingGroup" xmlns:wpi="http://schemas.microsoft.com/office/word/2010/wordprocessingInk" xmlns:wne="http://schemas.microsoft.com/office/word/2006/wordml" xmlns:wps="http://schemas.microsoft.com/office/word/2010/wordprocessingShape" mc:Ignorable="w14 w15 wp14">
+<w:footnotes xmlns:wpc="http://schemas.microsoft.com/office/word/2010/wordprocessingCanvas" xmlns:cx="http://schemas.microsoft.com/office/drawing/2014/chartex" xmlns:cx1="http://schemas.microsoft.com/office/drawing/2015/9/8/chartex" xmlns:cx2="http://schemas.microsoft.com/office/drawing/2015/10/21/chartex" xmlns:cx3="http://schemas.microsoft.com/office/drawing/2016/5/9/chartex" xmlns:cx4="http://schemas.microsoft.com/office/drawing/2016/5/10/chartex" xmlns:cx5="http://schemas.microsoft.com/office/drawing/2016/5/11/chartex" xmlns:cx6="http://schemas.microsoft.com/office/drawing/2016/5/12/chartex" xmlns:cx7="http://schemas.microsoft.com/office/drawing/2016/5/13/chartex" xmlns:cx8="http://schemas.microsoft.com/office/drawing/2016/5/14/chartex" xmlns:mc="http://schemas.openxmlformats.org/markup-compatibility/2006" xmlns:aink="http://schemas.microsoft.com/office/drawing/2016/ink" xmlns:am3d="http://schemas.microsoft.com/office/drawing/2017/model3d" xmlns:o="urn:schemas-microsoft-com:office:office" xmlns:oel="http://schemas.microsoft.com/office/2019/extlst" xmlns:r="http://schemas.openxmlformats.org/officeDocument/2006/relationships" xmlns:m="http://schemas.openxmlformats.org/officeDocument/2006/math" xmlns:v="urn:schemas-microsoft-com:vml" xmlns:wp14="http://schemas.microsoft.com/office/word/2010/wordprocessingDrawing" xmlns:wp="http://schemas.openxmlformats.org/drawingml/2006/wordprocessingDrawing" xmlns:w10="urn:schemas-microsoft-com:office:word" xmlns:w="http://schemas.openxmlformats.org/wordprocessingml/2006/main" xmlns:w14="http://schemas.microsoft.com/office/word/2010/wordml" xmlns:w15="http://schemas.microsoft.com/office/word/2012/wordml" xmlns:w16cex="http://schemas.microsoft.com/office/word/2018/wordml/cex" xmlns:w16cid="http://schemas.microsoft.com/office/word/2016/wordml/cid" xmlns:w16="http://schemas.microsoft.com/office/word/2018/wordml" xmlns:w16du="http://schemas.microsoft.com/office/word/2023/wordml/word16du" xmlns:w16sdtdh="http://schemas.microsoft.com/office/word/2020/wordml/sdtdatahash" xmlns:w16sdtfl="http://schemas.microsoft.com/office/word/2024/wordml/sdtformatlock" xmlns:w16se="http://schemas.microsoft.com/office/word/2015/wordml/symex" xmlns:wpg="http://schemas.microsoft.com/office/word/2010/wordprocessingGroup" xmlns:wpi="http://schemas.microsoft.com/office/word/2010/wordprocessingInk" xmlns:wne="http://schemas.microsoft.com/office/word/2006/wordml" xmlns:wps="http://schemas.microsoft.com/office/word/2010/wordprocessingShape" mc:Ignorable="w14 w15 w16se w16cid w16 w16cex w16sdtdh w16sdtfl w16du wp14">
   <w:footnote w:type="separator" w:id="-1">
     <w:p>
       <w:pPr>
@@ -4196,8 +4046,8 @@
 </file>
 
 <file path=word/numbering.xml><?xml version="1.0" encoding="utf-8"?>
-<w:numbering xmlns:wpc="http://schemas.microsoft.com/office/word/2010/wordprocessingCanvas" xmlns:mc="http://schemas.openxmlformats.org/markup-compatibility/2006" xmlns:o="urn:schemas-microsoft-com:office:office" xmlns:r="http://schemas.openxmlformats.org/officeDocument/2006/relationships" xmlns:m="http://schemas.openxmlformats.org/officeDocument/2006/math" xmlns:v="urn:schemas-microsoft-com:vml" xmlns:wp14="http://schemas.microsoft.com/office/word/2010/wordprocessingDrawing" xmlns:wp="http://schemas.openxmlformats.org/drawingml/2006/wordprocessingDrawing" xmlns:w10="urn:schemas-microsoft-com:office:word" xmlns:w="http://schemas.openxmlformats.org/wordprocessingml/2006/main" xmlns:w14="http://schemas.microsoft.com/office/word/2010/wordml" xmlns:w15="http://schemas.microsoft.com/office/word/2012/wordml" xmlns:wpg="http://schemas.microsoft.com/office/word/2010/wordprocessingGroup" xmlns:wpi="http://schemas.microsoft.com/office/word/2010/wordprocessingInk" xmlns:wne="http://schemas.microsoft.com/office/word/2006/wordml" xmlns:wps="http://schemas.microsoft.com/office/word/2010/wordprocessingShape" mc:Ignorable="w14 w15 wp14">
-  <w:abstractNum w:abstractNumId="0">
+<w:numbering xmlns:wpc="http://schemas.microsoft.com/office/word/2010/wordprocessingCanvas" xmlns:cx="http://schemas.microsoft.com/office/drawing/2014/chartex" xmlns:cx1="http://schemas.microsoft.com/office/drawing/2015/9/8/chartex" xmlns:cx2="http://schemas.microsoft.com/office/drawing/2015/10/21/chartex" xmlns:cx3="http://schemas.microsoft.com/office/drawing/2016/5/9/chartex" xmlns:cx4="http://schemas.microsoft.com/office/drawing/2016/5/10/chartex" xmlns:cx5="http://schemas.microsoft.com/office/drawing/2016/5/11/chartex" xmlns:cx6="http://schemas.microsoft.com/office/drawing/2016/5/12/chartex" xmlns:cx7="http://schemas.microsoft.com/office/drawing/2016/5/13/chartex" xmlns:cx8="http://schemas.microsoft.com/office/drawing/2016/5/14/chartex" xmlns:mc="http://schemas.openxmlformats.org/markup-compatibility/2006" xmlns:aink="http://schemas.microsoft.com/office/drawing/2016/ink" xmlns:am3d="http://schemas.microsoft.com/office/drawing/2017/model3d" xmlns:o="urn:schemas-microsoft-com:office:office" xmlns:oel="http://schemas.microsoft.com/office/2019/extlst" xmlns:r="http://schemas.openxmlformats.org/officeDocument/2006/relationships" xmlns:m="http://schemas.openxmlformats.org/officeDocument/2006/math" xmlns:v="urn:schemas-microsoft-com:vml" xmlns:wp14="http://schemas.microsoft.com/office/word/2010/wordprocessingDrawing" xmlns:wp="http://schemas.openxmlformats.org/drawingml/2006/wordprocessingDrawing" xmlns:w10="urn:schemas-microsoft-com:office:word" xmlns:w="http://schemas.openxmlformats.org/wordprocessingml/2006/main" xmlns:w14="http://schemas.microsoft.com/office/word/2010/wordml" xmlns:w15="http://schemas.microsoft.com/office/word/2012/wordml" xmlns:w16cex="http://schemas.microsoft.com/office/word/2018/wordml/cex" xmlns:w16cid="http://schemas.microsoft.com/office/word/2016/wordml/cid" xmlns:w16="http://schemas.microsoft.com/office/word/2018/wordml" xmlns:w16du="http://schemas.microsoft.com/office/word/2023/wordml/word16du" xmlns:w16sdtdh="http://schemas.microsoft.com/office/word/2020/wordml/sdtdatahash" xmlns:w16sdtfl="http://schemas.microsoft.com/office/word/2024/wordml/sdtformatlock" xmlns:w16se="http://schemas.microsoft.com/office/word/2015/wordml/symex" xmlns:wpg="http://schemas.microsoft.com/office/word/2010/wordprocessingGroup" xmlns:wpi="http://schemas.microsoft.com/office/word/2010/wordprocessingInk" xmlns:wne="http://schemas.microsoft.com/office/word/2006/wordml" xmlns:wps="http://schemas.microsoft.com/office/word/2010/wordprocessingShape" mc:Ignorable="w14 w15 w16se w16cid w16 w16cex w16sdtdh w16sdtfl w16du wp14">
+  <w:abstractNum w:abstractNumId="0" w15:restartNumberingAfterBreak="0">
     <w:nsid w:val="0000A991"/>
     <w:multiLevelType w:val="multilevel"/>
     <w:tmpl w:val="42C63260"/>
@@ -4301,7 +4151,7 @@
       </w:rPr>
     </w:lvl>
   </w:abstractNum>
-  <w:abstractNum w:abstractNumId="1">
+  <w:abstractNum w:abstractNumId="1" w15:restartNumberingAfterBreak="0">
     <w:nsid w:val="6D77370F"/>
     <w:multiLevelType w:val="hybridMultilevel"/>
     <w:tmpl w:val="64B25F28"/>
@@ -4413,17 +4263,17 @@
       </w:rPr>
     </w:lvl>
   </w:abstractNum>
-  <w:num w:numId="1">
+  <w:num w:numId="1" w16cid:durableId="823401080">
     <w:abstractNumId w:val="0"/>
   </w:num>
-  <w:num w:numId="2">
+  <w:num w:numId="2" w16cid:durableId="1084187288">
     <w:abstractNumId w:val="1"/>
   </w:num>
 </w:numbering>
 </file>
 
 <file path=word/styles.xml><?xml version="1.0" encoding="utf-8"?>
-<w:styles xmlns:mc="http://schemas.openxmlformats.org/markup-compatibility/2006" xmlns:r="http://schemas.openxmlformats.org/officeDocument/2006/relationships" xmlns:w="http://schemas.openxmlformats.org/wordprocessingml/2006/main" xmlns:w14="http://schemas.microsoft.com/office/word/2010/wordml" xmlns:w15="http://schemas.microsoft.com/office/word/2012/wordml" mc:Ignorable="w14 w15">
+<w:styles xmlns:mc="http://schemas.openxmlformats.org/markup-compatibility/2006" xmlns:r="http://schemas.openxmlformats.org/officeDocument/2006/relationships" xmlns:w="http://schemas.openxmlformats.org/wordprocessingml/2006/main" xmlns:w14="http://schemas.microsoft.com/office/word/2010/wordml" xmlns:w15="http://schemas.microsoft.com/office/word/2012/wordml" xmlns:w16cex="http://schemas.microsoft.com/office/word/2018/wordml/cex" xmlns:w16cid="http://schemas.microsoft.com/office/word/2016/wordml/cid" xmlns:w16="http://schemas.microsoft.com/office/word/2018/wordml" xmlns:w16du="http://schemas.microsoft.com/office/word/2023/wordml/word16du" xmlns:w16sdtdh="http://schemas.microsoft.com/office/word/2020/wordml/sdtdatahash" xmlns:w16sdtfl="http://schemas.microsoft.com/office/word/2024/wordml/sdtformatlock" xmlns:w16se="http://schemas.microsoft.com/office/word/2015/wordml/symex" mc:Ignorable="w14 w15 w16se w16cid w16 w16cex w16sdtdh w16sdtfl w16du">
   <w:docDefaults>
     <w:rPrDefault>
       <w:rPr>
@@ -4439,7 +4289,7 @@
       </w:pPr>
     </w:pPrDefault>
   </w:docDefaults>
-  <w:latentStyles w:defLockedState="0" w:defUIPriority="99" w:defSemiHidden="0" w:defUnhideWhenUsed="0" w:defQFormat="0" w:count="371">
+  <w:latentStyles w:defLockedState="0" w:defUIPriority="99" w:defSemiHidden="0" w:defUnhideWhenUsed="0" w:defQFormat="0" w:count="376">
     <w:lsdException w:name="Normal" w:uiPriority="0" w:qFormat="1"/>
     <w:lsdException w:name="heading 1" w:uiPriority="9" w:qFormat="1"/>
     <w:lsdException w:name="heading 2" w:semiHidden="1" w:uiPriority="9" w:unhideWhenUsed="1" w:qFormat="1"/>
@@ -4811,6 +4661,11 @@
     <w:lsdException w:name="List Table 5 Dark Accent 6" w:uiPriority="50"/>
     <w:lsdException w:name="List Table 6 Colorful Accent 6" w:uiPriority="51"/>
     <w:lsdException w:name="List Table 7 Colorful Accent 6" w:uiPriority="52"/>
+    <w:lsdException w:name="Mention" w:semiHidden="1" w:unhideWhenUsed="1"/>
+    <w:lsdException w:name="Smart Hyperlink" w:semiHidden="1" w:unhideWhenUsed="1"/>
+    <w:lsdException w:name="Hashtag" w:semiHidden="1" w:unhideWhenUsed="1"/>
+    <w:lsdException w:name="Unresolved Mention" w:semiHidden="1" w:unhideWhenUsed="1"/>
+    <w:lsdException w:name="Smart Link" w:semiHidden="1" w:unhideWhenUsed="1"/>
   </w:latentStyles>
   <w:style w:type="paragraph" w:default="1" w:styleId="Normal">
     <w:name w:val="Normal"/>
